--- a/Documents/S-158-100/2.0.0/WD-158_100 Universal Hydrographic Model Validation_Checks_2_0_0_20261016.docx
+++ b/Documents/S-158-100/2.0.0/WD-158_100 Universal Hydrographic Model Validation_Checks_2_0_0_20261016.docx
@@ -1631,8 +1631,8 @@
               </w:rPr>
               <w:fldChar w:fldCharType="separate"/>
             </w:r>
-            <w:bookmarkStart w:id="49" w:name="LIBTypeTitre"/>
-            <w:bookmarkStart w:id="50" w:name="LIBTypeTitreCEN"/>
+            <w:bookmarkStart w:id="49" w:name="LIBTypeTitreCEN"/>
+            <w:bookmarkStart w:id="50" w:name="LIBTypeTitre"/>
             <w:bookmarkEnd w:id="49"/>
             <w:bookmarkEnd w:id="50"/>
             <w:r>
@@ -1697,9 +1697,9 @@
               </w:rPr>
               <w:fldChar w:fldCharType="separate"/>
             </w:r>
-            <w:bookmarkStart w:id="52" w:name="LibEntete"/>
+            <w:bookmarkStart w:id="52" w:name="LibEnteteCEN"/>
             <w:bookmarkStart w:id="53" w:name="LibFileEnTete"/>
-            <w:bookmarkStart w:id="54" w:name="LibEnteteCEN"/>
+            <w:bookmarkStart w:id="54" w:name="LibEntete"/>
             <w:bookmarkEnd w:id="52"/>
             <w:bookmarkEnd w:id="53"/>
             <w:bookmarkEnd w:id="54"/>
@@ -1765,8 +1765,8 @@
               </w:rPr>
               <w:fldChar w:fldCharType="separate"/>
             </w:r>
-            <w:bookmarkStart w:id="56" w:name="LIBASynchroVF"/>
-            <w:bookmarkStart w:id="57" w:name="LIBASynchro"/>
+            <w:bookmarkStart w:id="56" w:name="LIBASynchro"/>
+            <w:bookmarkStart w:id="57" w:name="LIBASynchroVF"/>
             <w:bookmarkEnd w:id="56"/>
             <w:bookmarkEnd w:id="57"/>
             <w:r>
@@ -3440,7 +3440,7 @@
               </w:rPr>
               <w:t xml:space="preserve">Copyright International Hydrographic Organization </w:t>
             </w:r>
-            <w:del w:id="81" w:author="Raphael Malyankar" w:date="2026-08-31T16:23:00Z" w16du:dateUtc="2026-08-31T23:23:00Z">
+            <w:del w:id="72" w:author="Raphael Malyankar" w:date="2026-08-31T16:23:00Z" w16du:dateUtc="2026-08-31T23:23:00Z">
               <w:r>
                 <w:rPr>
                   <w:rFonts w:ascii="Helvetica" w:hAnsi="Helvetica"/>
@@ -3458,7 +3458,7 @@
                 <w:delText>5</w:delText>
               </w:r>
             </w:del>
-            <w:ins w:id="82" w:author="Raphael Malyankar" w:date="2026-08-15T21:31:00Z" w16du:dateUtc="2026-08-16T04:31:00Z">
+            <w:ins w:id="73" w:author="Raphael Malyankar" w:date="2026-08-15T21:31:00Z" w16du:dateUtc="2026-08-16T04:31:00Z">
               <w:r>
                 <w:rPr>
                   <w:rFonts w:ascii="Helvetica" w:hAnsi="Helvetica"/>
@@ -3701,7 +3701,7 @@
           <w:lang w:val="en-GB"/>
         </w:rPr>
       </w:pPr>
-      <w:bookmarkStart w:id="83" w:name="_Hlk162625566"/>
+      <w:bookmarkStart w:id="74" w:name="_Hlk162625566"/>
       <w:r>
         <w:rPr>
           <w:bCs/>
@@ -3712,7 +3712,7 @@
         <w:t>Document History</w:t>
       </w:r>
     </w:p>
-    <w:bookmarkEnd w:id="83"/>
+    <w:bookmarkEnd w:id="74"/>
     <w:p>
       <w:pPr>
         <w:spacing w:line="240" w:lineRule="auto"/>
@@ -4244,7 +4244,7 @@
                 <w:lang w:val="en-GB"/>
               </w:rPr>
             </w:pPr>
-            <w:ins w:id="84" w:author="Raphael Malyankar" w:date="2026-08-31T16:25:00Z" w16du:dateUtc="2026-08-31T23:25:00Z">
+            <w:ins w:id="75" w:author="Raphael Malyankar" w:date="2026-08-31T16:25:00Z" w16du:dateUtc="2026-08-31T23:25:00Z">
               <w:r>
                 <w:rPr>
                   <w:lang w:val="en-GB"/>
@@ -4252,7 +4252,7 @@
                 <w:t xml:space="preserve">WD </w:t>
               </w:r>
             </w:ins>
-            <w:ins w:id="85" w:author="Raphael Malyankar" w:date="2026-08-15T21:31:00Z" w16du:dateUtc="2026-08-16T04:31:00Z">
+            <w:ins w:id="76" w:author="Raphael Malyankar" w:date="2026-08-15T21:31:00Z" w16du:dateUtc="2026-08-16T04:31:00Z">
               <w:r>
                 <w:rPr>
                   <w:lang w:val="en-GB"/>
@@ -4275,7 +4275,7 @@
                 <w:lang w:val="en-GB"/>
               </w:rPr>
             </w:pPr>
-            <w:ins w:id="86" w:author="Raphael Malyankar" w:date="2026-08-15T21:31:00Z" w16du:dateUtc="2026-08-16T04:31:00Z">
+            <w:ins w:id="77" w:author="Raphael Malyankar" w:date="2026-08-15T21:31:00Z" w16du:dateUtc="2026-08-16T04:31:00Z">
               <w:r>
                 <w:rPr>
                   <w:lang w:val="en-GB"/>
@@ -4298,7 +4298,7 @@
                 <w:lang w:val="en-GB"/>
               </w:rPr>
             </w:pPr>
-            <w:ins w:id="87" w:author="Raphael Malyankar" w:date="2026-08-15T21:31:00Z" w16du:dateUtc="2026-08-16T04:31:00Z">
+            <w:ins w:id="78" w:author="Raphael Malyankar" w:date="2026-08-15T21:31:00Z" w16du:dateUtc="2026-08-16T04:31:00Z">
               <w:r>
                 <w:rPr>
                   <w:lang w:val="en-GB"/>
@@ -4321,7 +4321,7 @@
                 <w:lang w:val="en-GB"/>
               </w:rPr>
             </w:pPr>
-            <w:ins w:id="88" w:author="Raphael Malyankar" w:date="2026-08-15T21:32:00Z" w16du:dateUtc="2026-08-16T04:32:00Z">
+            <w:ins w:id="79" w:author="Raphael Malyankar" w:date="2026-08-15T21:32:00Z" w16du:dateUtc="2026-08-16T04:32:00Z">
               <w:r>
                 <w:rPr>
                   <w:lang w:val="en-GB"/>
@@ -4329,7 +4329,7 @@
                 <w:t xml:space="preserve">Align with S-100 5.2.1; </w:t>
               </w:r>
             </w:ins>
-            <w:ins w:id="89" w:author="Raphael Malyankar" w:date="2026-08-15T21:48:00Z" w16du:dateUtc="2026-08-16T04:48:00Z">
+            <w:ins w:id="80" w:author="Raphael Malyankar" w:date="2026-08-15T21:48:00Z" w16du:dateUtc="2026-08-16T04:48:00Z">
               <w:r>
                 <w:rPr>
                   <w:lang w:val="en-GB"/>
@@ -4337,7 +4337,7 @@
                 <w:t>remov</w:t>
               </w:r>
             </w:ins>
-            <w:ins w:id="90" w:author="Raphael Malyankar" w:date="2026-08-15T21:49:00Z" w16du:dateUtc="2026-08-16T04:49:00Z">
+            <w:ins w:id="81" w:author="Raphael Malyankar" w:date="2026-08-15T21:49:00Z" w16du:dateUtc="2026-08-16T04:49:00Z">
               <w:r>
                 <w:rPr>
                   <w:lang w:val="en-GB"/>
@@ -4345,7 +4345,7 @@
                 <w:t xml:space="preserve">e Collection B, </w:t>
               </w:r>
             </w:ins>
-            <w:ins w:id="91" w:author="Raphael Malyankar" w:date="2026-08-15T21:32:00Z" w16du:dateUtc="2026-08-16T04:32:00Z">
+            <w:ins w:id="82" w:author="Raphael Malyankar" w:date="2026-08-15T21:32:00Z" w16du:dateUtc="2026-08-16T04:32:00Z">
               <w:r>
                 <w:rPr>
                   <w:lang w:val="en-GB"/>
@@ -4353,7 +4353,7 @@
                 <w:t>a</w:t>
               </w:r>
             </w:ins>
-            <w:ins w:id="92" w:author="Raphael Malyankar" w:date="2026-08-31T16:26:00Z" w16du:dateUtc="2026-08-31T23:26:00Z">
+            <w:ins w:id="83" w:author="Raphael Malyankar" w:date="2026-08-31T16:26:00Z" w16du:dateUtc="2026-08-31T23:26:00Z">
               <w:r>
                 <w:rPr>
                   <w:lang w:val="en-GB"/>
@@ -4361,7 +4361,7 @@
                 <w:t>dd implementation guidance column</w:t>
               </w:r>
             </w:ins>
-            <w:ins w:id="93" w:author="Raphael Malyankar" w:date="2026-08-31T16:27:00Z" w16du:dateUtc="2026-08-31T23:27:00Z">
+            <w:ins w:id="84" w:author="Raphael Malyankar" w:date="2026-08-31T16:27:00Z" w16du:dateUtc="2026-08-31T23:27:00Z">
               <w:r>
                 <w:rPr>
                   <w:lang w:val="en-GB"/>
@@ -4369,7 +4369,7 @@
                 <w:t>;</w:t>
               </w:r>
             </w:ins>
-            <w:ins w:id="94" w:author="Raphael Malyankar" w:date="2026-08-31T16:26:00Z" w16du:dateUtc="2026-08-31T23:26:00Z">
+            <w:ins w:id="85" w:author="Raphael Malyankar" w:date="2026-08-31T16:26:00Z" w16du:dateUtc="2026-08-31T23:26:00Z">
               <w:r>
                 <w:rPr>
                   <w:lang w:val="en-GB"/>
@@ -4377,7 +4377,7 @@
                 <w:t xml:space="preserve"> apply </w:t>
               </w:r>
             </w:ins>
-            <w:ins w:id="95" w:author="Raphael Malyankar" w:date="2026-08-31T16:27:00Z" w16du:dateUtc="2026-08-31T23:27:00Z">
+            <w:ins w:id="86" w:author="Raphael Malyankar" w:date="2026-08-31T16:27:00Z" w16du:dateUtc="2026-08-31T23:27:00Z">
               <w:r>
                 <w:rPr>
                   <w:lang w:val="en-GB"/>
@@ -4385,7 +4385,7 @@
                 <w:t>f</w:t>
               </w:r>
             </w:ins>
-            <w:ins w:id="96" w:author="Raphael Malyankar" w:date="2026-08-31T16:26:00Z" w16du:dateUtc="2026-08-31T23:26:00Z">
+            <w:ins w:id="87" w:author="Raphael Malyankar" w:date="2026-08-31T16:26:00Z" w16du:dateUtc="2026-08-31T23:26:00Z">
               <w:r>
                 <w:rPr>
                   <w:lang w:val="en-GB"/>
@@ -4393,7 +4393,7 @@
                 <w:t>eedback on</w:t>
               </w:r>
             </w:ins>
-            <w:ins w:id="97" w:author="Raphael Malyankar" w:date="2026-08-31T16:27:00Z" w16du:dateUtc="2026-08-31T23:27:00Z">
+            <w:ins w:id="88" w:author="Raphael Malyankar" w:date="2026-08-31T16:27:00Z" w16du:dateUtc="2026-08-31T23:27:00Z">
               <w:r>
                 <w:rPr>
                   <w:lang w:val="en-GB"/>
@@ -4623,7 +4623,7 @@
           <w:lang w:val="en-GB"/>
         </w:rPr>
       </w:pPr>
-      <w:bookmarkStart w:id="98" w:name="_Hlk162627190"/>
+      <w:bookmarkStart w:id="89" w:name="_Hlk162627190"/>
       <w:r>
         <w:rPr>
           <w:bCs/>
@@ -4648,7 +4648,7 @@
         </w:rPr>
         <w:t xml:space="preserve">Edition </w:t>
       </w:r>
-      <w:ins w:id="99" w:author="Raphael Malyankar" w:date="2026-08-15T21:40:00Z" w16du:dateUtc="2026-08-16T04:40:00Z">
+      <w:ins w:id="90" w:author="Raphael Malyankar" w:date="2026-08-15T21:40:00Z" w16du:dateUtc="2026-08-16T04:40:00Z">
         <w:r>
           <w:rPr>
             <w:bCs/>
@@ -4658,7 +4658,7 @@
           <w:t>2.0.0</w:t>
         </w:r>
       </w:ins>
-      <w:del w:id="100" w:author="Raphael Malyankar" w:date="2026-08-15T21:40:00Z" w16du:dateUtc="2026-08-16T04:40:00Z">
+      <w:del w:id="91" w:author="Raphael Malyankar" w:date="2026-08-15T21:40:00Z" w16du:dateUtc="2026-08-16T04:40:00Z">
         <w:r>
           <w:rPr>
             <w:bCs/>
@@ -4730,12 +4730,6 @@
       <w:tblGrid>
         <w:gridCol w:w="6656"/>
         <w:gridCol w:w="2360"/>
-        <w:tblGridChange w:id="101">
-          <w:tblGrid>
-            <w:gridCol w:w="6656"/>
-            <w:gridCol w:w="2360"/>
-          </w:tblGrid>
-        </w:tblGridChange>
       </w:tblGrid>
       <w:tr>
         <w:trPr>
@@ -4806,7 +4800,7 @@
                 <w:lang w:val="en-GB"/>
               </w:rPr>
             </w:pPr>
-            <w:ins w:id="102" w:author="Raphael Malyankar" w:date="2026-08-15T21:40:00Z" w16du:dateUtc="2026-08-16T04:40:00Z">
+            <w:ins w:id="92" w:author="Raphael Malyankar" w:date="2026-08-15T21:40:00Z" w16du:dateUtc="2026-08-16T04:40:00Z">
               <w:r>
                 <w:rPr>
                   <w:rFonts w:cs="Arial"/>
@@ -4815,7 +4809,7 @@
                 <w:t>Edition 2.0.0 is an Operational version</w:t>
               </w:r>
             </w:ins>
-            <w:del w:id="103" w:author="Raphael Malyankar" w:date="2026-08-15T21:32:00Z" w16du:dateUtc="2026-08-16T04:32:00Z">
+            <w:del w:id="93" w:author="Raphael Malyankar" w:date="2026-08-15T21:32:00Z" w16du:dateUtc="2026-08-16T04:32:00Z">
               <w:r>
                 <w:rPr>
                   <w:rFonts w:cs="Arial"/>
@@ -4854,7 +4848,7 @@
                 <w:lang w:val="en-GB"/>
               </w:rPr>
             </w:pPr>
-            <w:ins w:id="104" w:author="Raphael Malyankar" w:date="2026-08-15T21:41:00Z" w16du:dateUtc="2026-08-16T04:41:00Z">
+            <w:ins w:id="94" w:author="Raphael Malyankar" w:date="2026-08-15T21:41:00Z" w16du:dateUtc="2026-08-16T04:41:00Z">
               <w:r>
                 <w:rPr>
                   <w:rFonts w:cs="Arial"/>
@@ -4870,7 +4864,7 @@
       <w:tr>
         <w:trPr>
           <w:cantSplit/>
-          <w:ins w:id="105" w:author="Raphael Malyankar" w:date="2026-10-18T04:18:00Z" w16du:dateUtc="2026-10-18T11:18:00Z"/>
+          <w:ins w:id="95" w:author="Raphael Malyankar" w:date="2026-10-18T04:18:00Z"/>
         </w:trPr>
         <w:tc>
           <w:tcPr>
@@ -4881,12 +4875,12 @@
               <w:suppressAutoHyphens/>
               <w:spacing w:before="60" w:after="60"/>
               <w:rPr>
-                <w:ins w:id="106" w:author="Raphael Malyankar" w:date="2026-10-18T04:18:00Z" w16du:dateUtc="2026-10-18T11:18:00Z"/>
+                <w:ins w:id="96" w:author="Raphael Malyankar" w:date="2026-10-18T04:18:00Z" w16du:dateUtc="2026-10-18T11:18:00Z"/>
                 <w:rFonts w:cs="Arial"/>
                 <w:lang w:val="en-GB"/>
               </w:rPr>
             </w:pPr>
-            <w:ins w:id="107" w:author="Raphael Malyankar" w:date="2026-10-18T04:18:00Z" w16du:dateUtc="2026-10-18T11:18:00Z">
+            <w:ins w:id="97" w:author="Raphael Malyankar" w:date="2026-10-18T04:18:00Z" w16du:dateUtc="2026-10-18T11:18:00Z">
               <w:r>
                 <w:rPr>
                   <w:rFonts w:cs="Arial"/>
@@ -4906,13 +4900,13 @@
               <w:suppressAutoHyphens/>
               <w:spacing w:before="60" w:after="60"/>
               <w:rPr>
-                <w:ins w:id="108" w:author="Raphael Malyankar" w:date="2026-10-18T04:18:00Z" w16du:dateUtc="2026-10-18T11:18:00Z"/>
+                <w:ins w:id="98" w:author="Raphael Malyankar" w:date="2026-10-18T04:18:00Z" w16du:dateUtc="2026-10-18T11:18:00Z"/>
                 <w:rFonts w:cs="Arial"/>
                 <w:bCs/>
                 <w:lang w:val="en-GB"/>
               </w:rPr>
             </w:pPr>
-            <w:ins w:id="109" w:author="Raphael Malyankar" w:date="2026-10-18T04:18:00Z" w16du:dateUtc="2026-10-18T11:18:00Z">
+            <w:ins w:id="99" w:author="Raphael Malyankar" w:date="2026-10-18T04:18:00Z" w16du:dateUtc="2026-10-18T11:18:00Z">
               <w:r>
                 <w:rPr>
                   <w:rFonts w:cs="Arial"/>
@@ -4942,7 +4936,7 @@
                 <w:lang w:val="en-GB"/>
               </w:rPr>
             </w:pPr>
-            <w:ins w:id="110" w:author="Raphael Malyankar" w:date="2026-08-15T21:41:00Z" w16du:dateUtc="2026-08-16T04:41:00Z">
+            <w:ins w:id="100" w:author="Raphael Malyankar" w:date="2026-08-15T21:41:00Z" w16du:dateUtc="2026-08-16T04:41:00Z">
               <w:r>
                 <w:rPr>
                   <w:rFonts w:cs="Arial"/>
@@ -4968,7 +4962,7 @@
                 <w:lang w:val="en-GB"/>
               </w:rPr>
             </w:pPr>
-            <w:ins w:id="111" w:author="Raphael Malyankar" w:date="2026-08-15T21:41:00Z" w16du:dateUtc="2026-08-16T04:41:00Z">
+            <w:ins w:id="101" w:author="Raphael Malyankar" w:date="2026-08-15T21:41:00Z" w16du:dateUtc="2026-08-16T04:41:00Z">
               <w:r>
                 <w:rPr>
                   <w:rFonts w:cs="Arial"/>
@@ -4978,7 +4972,7 @@
                 <w:t>4.2,</w:t>
               </w:r>
             </w:ins>
-            <w:ins w:id="112" w:author="Raphael Malyankar" w:date="2026-08-15T21:45:00Z" w16du:dateUtc="2026-08-16T04:45:00Z">
+            <w:ins w:id="102" w:author="Raphael Malyankar" w:date="2026-08-15T21:45:00Z" w16du:dateUtc="2026-08-16T04:45:00Z">
               <w:r>
                 <w:rPr>
                   <w:rFonts w:cs="Arial"/>
@@ -4988,7 +4982,7 @@
                 <w:t xml:space="preserve"> 5.2,</w:t>
               </w:r>
             </w:ins>
-            <w:ins w:id="113" w:author="Raphael Malyankar" w:date="2026-08-15T21:42:00Z" w16du:dateUtc="2026-08-16T04:42:00Z">
+            <w:ins w:id="103" w:author="Raphael Malyankar" w:date="2026-08-15T21:42:00Z" w16du:dateUtc="2026-08-16T04:42:00Z">
               <w:r>
                 <w:rPr>
                   <w:rFonts w:cs="Arial"/>
@@ -5012,7 +5006,7 @@
       <w:tr>
         <w:trPr>
           <w:cantSplit/>
-          <w:ins w:id="114" w:author="Raphael Malyankar" w:date="2026-10-18T03:50:00Z" w16du:dateUtc="2026-10-18T10:50:00Z"/>
+          <w:ins w:id="104" w:author="Raphael Malyankar" w:date="2026-10-18T03:50:00Z"/>
         </w:trPr>
         <w:tc>
           <w:tcPr>
@@ -5023,12 +5017,12 @@
               <w:suppressAutoHyphens/>
               <w:spacing w:before="60" w:after="60"/>
               <w:rPr>
-                <w:ins w:id="115" w:author="Raphael Malyankar" w:date="2026-10-18T03:50:00Z" w16du:dateUtc="2026-10-18T10:50:00Z"/>
+                <w:ins w:id="105" w:author="Raphael Malyankar" w:date="2026-10-18T03:50:00Z" w16du:dateUtc="2026-10-18T10:50:00Z"/>
                 <w:rFonts w:cs="Arial"/>
                 <w:lang w:val="en-GB"/>
               </w:rPr>
             </w:pPr>
-            <w:ins w:id="116" w:author="Raphael Malyankar" w:date="2026-10-18T04:18:00Z" w16du:dateUtc="2026-10-18T11:18:00Z">
+            <w:ins w:id="106" w:author="Raphael Malyankar" w:date="2026-10-18T04:18:00Z" w16du:dateUtc="2026-10-18T11:18:00Z">
               <w:r>
                 <w:rPr>
                   <w:rFonts w:cs="Arial"/>
@@ -5037,7 +5031,7 @@
                 <w:t>Add Collection C checks</w:t>
               </w:r>
             </w:ins>
-            <w:ins w:id="117" w:author="Raphael Malyankar" w:date="2026-10-18T04:19:00Z" w16du:dateUtc="2026-10-18T11:19:00Z">
+            <w:ins w:id="107" w:author="Raphael Malyankar" w:date="2026-10-18T04:19:00Z" w16du:dateUtc="2026-10-18T11:19:00Z">
               <w:r>
                 <w:rPr>
                   <w:rFonts w:cs="Arial"/>
@@ -5046,7 +5040,7 @@
                 <w:t>;</w:t>
               </w:r>
             </w:ins>
-            <w:ins w:id="118" w:author="Raphael Malyankar" w:date="2026-10-18T04:18:00Z" w16du:dateUtc="2026-10-18T11:18:00Z">
+            <w:ins w:id="108" w:author="Raphael Malyankar" w:date="2026-10-18T04:18:00Z" w16du:dateUtc="2026-10-18T11:18:00Z">
               <w:r>
                 <w:rPr>
                   <w:rFonts w:cs="Arial"/>
@@ -5055,7 +5049,7 @@
                 <w:t xml:space="preserve"> </w:t>
               </w:r>
             </w:ins>
-            <w:ins w:id="119" w:author="Raphael Malyankar" w:date="2026-10-18T04:19:00Z" w16du:dateUtc="2026-10-18T11:19:00Z">
+            <w:ins w:id="109" w:author="Raphael Malyankar" w:date="2026-10-18T04:19:00Z" w16du:dateUtc="2026-10-18T11:19:00Z">
               <w:r>
                 <w:rPr>
                   <w:rFonts w:cs="Arial"/>
@@ -5076,13 +5070,13 @@
               <w:spacing w:before="60" w:after="60"/>
               <w:jc w:val="left"/>
               <w:rPr>
-                <w:ins w:id="120" w:author="Raphael Malyankar" w:date="2026-10-18T03:50:00Z" w16du:dateUtc="2026-10-18T10:50:00Z"/>
+                <w:ins w:id="110" w:author="Raphael Malyankar" w:date="2026-10-18T03:50:00Z" w16du:dateUtc="2026-10-18T10:50:00Z"/>
                 <w:rFonts w:cs="Arial"/>
                 <w:b/>
                 <w:lang w:val="en-GB"/>
               </w:rPr>
             </w:pPr>
-            <w:ins w:id="121" w:author="Raphael Malyankar" w:date="2026-10-18T04:19:00Z" w16du:dateUtc="2026-10-18T11:19:00Z">
+            <w:ins w:id="111" w:author="Raphael Malyankar" w:date="2026-10-18T04:19:00Z" w16du:dateUtc="2026-10-18T11:19:00Z">
               <w:r>
                 <w:rPr>
                   <w:rFonts w:cs="Arial"/>
@@ -5092,7 +5086,7 @@
                 <w:t>4.2, list</w:t>
               </w:r>
             </w:ins>
-            <w:ins w:id="122" w:author="Raphael Malyankar" w:date="2026-10-18T04:20:00Z" w16du:dateUtc="2026-10-18T11:20:00Z">
+            <w:ins w:id="112" w:author="Raphael Malyankar" w:date="2026-10-18T04:20:00Z" w16du:dateUtc="2026-10-18T11:20:00Z">
               <w:r>
                 <w:rPr>
                   <w:rFonts w:cs="Arial"/>
@@ -5100,6 +5094,74 @@
                   <w:lang w:val="en-GB"/>
                 </w:rPr>
                 <w:t xml:space="preserve"> of checks</w:t>
+              </w:r>
+            </w:ins>
+          </w:p>
+        </w:tc>
+      </w:tr>
+      <w:tr>
+        <w:trPr>
+          <w:cantSplit/>
+          <w:ins w:id="113" w:author="Raphael Malyankar" w:date="2026-10-19T05:14:00Z" w16du:dateUtc="2026-10-19T12:14:00Z"/>
+        </w:trPr>
+        <w:tc>
+          <w:tcPr>
+            <w:tcW w:w="3691" w:type="pct"/>
+          </w:tcPr>
+          <w:p>
+            <w:pPr>
+              <w:suppressAutoHyphens/>
+              <w:spacing w:before="60" w:after="60"/>
+              <w:rPr>
+                <w:ins w:id="114" w:author="Raphael Malyankar" w:date="2026-10-19T05:14:00Z" w16du:dateUtc="2026-10-19T12:14:00Z"/>
+                <w:rFonts w:cs="Arial"/>
+                <w:lang w:val="en-GB"/>
+              </w:rPr>
+            </w:pPr>
+            <w:ins w:id="115" w:author="Raphael Malyankar" w:date="2026-10-19T05:14:00Z" w16du:dateUtc="2026-10-19T12:14:00Z">
+              <w:r>
+                <w:rPr>
+                  <w:rFonts w:cs="Arial"/>
+                  <w:lang w:val="en-GB"/>
+                </w:rPr>
+                <w:t>Severity level may be increased in product-specific checks</w:t>
+              </w:r>
+            </w:ins>
+            <w:ins w:id="116" w:author="Raphael Malyankar" w:date="2026-10-19T05:15:00Z" w16du:dateUtc="2026-10-19T12:15:00Z">
+              <w:r>
+                <w:rPr>
+                  <w:rFonts w:cs="Arial"/>
+                  <w:lang w:val="en-GB"/>
+                </w:rPr>
+                <w:t xml:space="preserve"> list</w:t>
+              </w:r>
+            </w:ins>
+          </w:p>
+        </w:tc>
+        <w:tc>
+          <w:tcPr>
+            <w:tcW w:w="1309" w:type="pct"/>
+          </w:tcPr>
+          <w:p>
+            <w:pPr>
+              <w:suppressAutoHyphens/>
+              <w:spacing w:before="60" w:after="60"/>
+              <w:jc w:val="left"/>
+              <w:rPr>
+                <w:ins w:id="117" w:author="Raphael Malyankar" w:date="2026-10-19T05:14:00Z" w16du:dateUtc="2026-10-19T12:14:00Z"/>
+                <w:rFonts w:cs="Arial"/>
+                <w:b/>
+                <w:lang w:val="en-GB"/>
+              </w:rPr>
+            </w:pPr>
+            <w:ins w:id="118" w:author="Raphael Malyankar" w:date="2026-10-19T05:14:00Z" w16du:dateUtc="2026-10-19T12:14:00Z">
+              <w:r>
+                <w:rPr>
+                  <w:rFonts w:cs="Arial"/>
+                  <w:b/>
+                  <w:lang w:val="en-GB"/>
+                </w:rPr>
+                <w:t>6</w:t>
               </w:r>
             </w:ins>
           </w:p>
@@ -5122,7 +5184,7 @@
                 <w:lang w:val="en-GB"/>
               </w:rPr>
             </w:pPr>
-            <w:ins w:id="123" w:author="Raphael Malyankar" w:date="2026-08-31T16:28:00Z" w16du:dateUtc="2026-08-31T23:28:00Z">
+            <w:ins w:id="119" w:author="Raphael Malyankar" w:date="2026-08-31T16:28:00Z" w16du:dateUtc="2026-08-31T23:28:00Z">
               <w:r>
                 <w:rPr>
                   <w:rFonts w:cs="Arial"/>
@@ -5147,7 +5209,7 @@
                 <w:lang w:val="en-GB"/>
               </w:rPr>
             </w:pPr>
-            <w:ins w:id="124" w:author="Raphael Malyankar" w:date="2026-08-31T16:28:00Z" w16du:dateUtc="2026-08-31T23:28:00Z">
+            <w:ins w:id="120" w:author="Raphael Malyankar" w:date="2026-08-31T16:28:00Z" w16du:dateUtc="2026-08-31T23:28:00Z">
               <w:r>
                 <w:rPr>
                   <w:rFonts w:cs="Arial"/>
@@ -5163,7 +5225,7 @@
       <w:tr>
         <w:trPr>
           <w:cantSplit/>
-          <w:ins w:id="125" w:author="Raphael Malyankar" w:date="2026-08-31T16:29:00Z"/>
+          <w:ins w:id="121" w:author="Raphael Malyankar" w:date="2026-08-31T16:29:00Z"/>
         </w:trPr>
         <w:tc>
           <w:tcPr>
@@ -5174,12 +5236,12 @@
               <w:suppressAutoHyphens/>
               <w:spacing w:before="60" w:after="60"/>
               <w:rPr>
-                <w:ins w:id="126" w:author="Raphael Malyankar" w:date="2026-08-31T16:29:00Z" w16du:dateUtc="2026-08-31T23:29:00Z"/>
+                <w:ins w:id="122" w:author="Raphael Malyankar" w:date="2026-08-31T16:29:00Z" w16du:dateUtc="2026-08-31T23:29:00Z"/>
                 <w:rFonts w:cs="Arial"/>
                 <w:lang w:val="en-GB"/>
               </w:rPr>
             </w:pPr>
-            <w:ins w:id="127" w:author="Raphael Malyankar" w:date="2026-08-31T16:29:00Z" w16du:dateUtc="2026-08-31T23:29:00Z">
+            <w:ins w:id="123" w:author="Raphael Malyankar" w:date="2026-08-31T16:29:00Z" w16du:dateUtc="2026-08-31T23:29:00Z">
               <w:r>
                 <w:rPr>
                   <w:rFonts w:cs="Arial"/>
@@ -5199,13 +5261,13 @@
               <w:suppressAutoHyphens/>
               <w:spacing w:before="60" w:after="60"/>
               <w:rPr>
-                <w:ins w:id="128" w:author="Raphael Malyankar" w:date="2026-08-31T16:29:00Z" w16du:dateUtc="2026-08-31T23:29:00Z"/>
+                <w:ins w:id="124" w:author="Raphael Malyankar" w:date="2026-08-31T16:29:00Z" w16du:dateUtc="2026-08-31T23:29:00Z"/>
                 <w:rFonts w:cs="Arial"/>
                 <w:b/>
                 <w:lang w:val="en-GB"/>
               </w:rPr>
             </w:pPr>
-            <w:ins w:id="129" w:author="Raphael Malyankar" w:date="2026-08-31T16:29:00Z" w16du:dateUtc="2026-08-31T23:29:00Z">
+            <w:ins w:id="125" w:author="Raphael Malyankar" w:date="2026-08-31T16:29:00Z" w16du:dateUtc="2026-08-31T23:29:00Z">
               <w:r>
                 <w:rPr>
                   <w:rFonts w:cs="Arial"/>
@@ -5218,7 +5280,7 @@
           </w:p>
         </w:tc>
       </w:tr>
-      <w:bookmarkEnd w:id="98"/>
+      <w:bookmarkEnd w:id="89"/>
     </w:tbl>
     <w:p>
       <w:pPr>
@@ -5258,6 +5320,7 @@
           <w:szCs w:val="24"/>
           <w:lang w:val="en-GB"/>
         </w:rPr>
+        <w:lastRenderedPageBreak/>
         <w:br w:type="page"/>
       </w:r>
     </w:p>
@@ -7753,7 +7816,7 @@
           <w:lang w:val="en-GB"/>
         </w:rPr>
       </w:pPr>
-      <w:bookmarkStart w:id="134" w:name="_Toc191317438"/>
+      <w:bookmarkStart w:id="130" w:name="_Toc191317438"/>
       <w:r>
         <w:rPr>
           <w:lang w:val="en-GB"/>
@@ -7761,7 +7824,7 @@
         <w:lastRenderedPageBreak/>
         <w:t>Introduction</w:t>
       </w:r>
-      <w:bookmarkEnd w:id="134"/>
+      <w:bookmarkEnd w:id="130"/>
     </w:p>
     <w:p>
       <w:pPr>
@@ -8057,30 +8120,30 @@
           <w:lang w:val="en-GB"/>
         </w:rPr>
       </w:pPr>
-      <w:bookmarkStart w:id="135" w:name="_Toc126186777"/>
-      <w:bookmarkStart w:id="136" w:name="_Toc126241790"/>
-      <w:bookmarkStart w:id="137" w:name="_Toc127967165"/>
-      <w:bookmarkStart w:id="138" w:name="_Toc127967680"/>
-      <w:bookmarkStart w:id="139" w:name="_Toc126186778"/>
-      <w:bookmarkStart w:id="140" w:name="_Toc126241791"/>
-      <w:bookmarkStart w:id="141" w:name="_Toc127967166"/>
-      <w:bookmarkStart w:id="142" w:name="_Toc127967681"/>
-      <w:bookmarkStart w:id="143" w:name="_Toc191317439"/>
+      <w:bookmarkStart w:id="131" w:name="_Toc126186777"/>
+      <w:bookmarkStart w:id="132" w:name="_Toc126241790"/>
+      <w:bookmarkStart w:id="133" w:name="_Toc127967165"/>
+      <w:bookmarkStart w:id="134" w:name="_Toc127967680"/>
+      <w:bookmarkStart w:id="135" w:name="_Toc126186778"/>
+      <w:bookmarkStart w:id="136" w:name="_Toc126241791"/>
+      <w:bookmarkStart w:id="137" w:name="_Toc127967166"/>
+      <w:bookmarkStart w:id="138" w:name="_Toc127967681"/>
+      <w:bookmarkStart w:id="139" w:name="_Toc191317439"/>
+      <w:bookmarkEnd w:id="131"/>
+      <w:bookmarkEnd w:id="132"/>
+      <w:bookmarkEnd w:id="133"/>
+      <w:bookmarkEnd w:id="134"/>
       <w:bookmarkEnd w:id="135"/>
       <w:bookmarkEnd w:id="136"/>
       <w:bookmarkEnd w:id="137"/>
       <w:bookmarkEnd w:id="138"/>
+      <w:r>
+        <w:rPr>
+          <w:lang w:val="en-GB"/>
+        </w:rPr>
+        <w:t>Scope</w:t>
+      </w:r>
       <w:bookmarkEnd w:id="139"/>
-      <w:bookmarkEnd w:id="140"/>
-      <w:bookmarkEnd w:id="141"/>
-      <w:bookmarkEnd w:id="142"/>
-      <w:r>
-        <w:rPr>
-          <w:lang w:val="en-GB"/>
-        </w:rPr>
-        <w:t>Scope</w:t>
-      </w:r>
-      <w:bookmarkEnd w:id="143"/>
     </w:p>
     <w:p>
       <w:pPr>
@@ -8167,7 +8230,7 @@
         </w:rPr>
         <w:t>.</w:t>
       </w:r>
-      <w:ins w:id="144" w:author="Raphael Malyankar" w:date="2026-08-15T21:34:00Z" w16du:dateUtc="2026-08-16T04:34:00Z">
+      <w:ins w:id="140" w:author="Raphael Malyankar" w:date="2026-08-15T21:34:00Z" w16du:dateUtc="2026-08-16T04:34:00Z">
         <w:r>
           <w:rPr>
             <w:lang w:val="en-GB"/>
@@ -8175,7 +8238,7 @@
           <w:t>1</w:t>
         </w:r>
       </w:ins>
-      <w:del w:id="145" w:author="Raphael Malyankar" w:date="2026-08-15T21:34:00Z" w16du:dateUtc="2026-08-16T04:34:00Z">
+      <w:del w:id="141" w:author="Raphael Malyankar" w:date="2026-08-15T21:34:00Z" w16du:dateUtc="2026-08-16T04:34:00Z">
         <w:r>
           <w:rPr>
             <w:lang w:val="en-GB"/>
@@ -8429,14 +8492,14 @@
           <w:lang w:val="en-GB"/>
         </w:rPr>
       </w:pPr>
-      <w:bookmarkStart w:id="146" w:name="_Toc191317440"/>
+      <w:bookmarkStart w:id="142" w:name="_Toc191317440"/>
       <w:r>
         <w:rPr>
           <w:lang w:val="en-GB"/>
         </w:rPr>
         <w:t>Conformance</w:t>
       </w:r>
-      <w:bookmarkEnd w:id="146"/>
+      <w:bookmarkEnd w:id="142"/>
     </w:p>
     <w:p>
       <w:pPr>
@@ -8463,6 +8526,144 @@
         </w:rPr>
         <w:t xml:space="preserve">conforms to Edition </w:t>
       </w:r>
+      <w:ins w:id="143" w:author="Raphael Malyankar" w:date="2026-08-15T21:35:00Z" w16du:dateUtc="2026-08-16T04:35:00Z">
+        <w:r>
+          <w:rPr>
+            <w:lang w:val="en-GB"/>
+          </w:rPr>
+          <w:t>2</w:t>
+        </w:r>
+      </w:ins>
+      <w:del w:id="144" w:author="Raphael Malyankar" w:date="2026-08-15T21:35:00Z" w16du:dateUtc="2026-08-16T04:35:00Z">
+        <w:r>
+          <w:rPr>
+            <w:lang w:val="en-GB"/>
+          </w:rPr>
+          <w:delText>1</w:delText>
+        </w:r>
+      </w:del>
+      <w:r>
+        <w:rPr>
+          <w:lang w:val="en-GB"/>
+        </w:rPr>
+        <w:t>.0.0 of</w:t>
+      </w:r>
+      <w:r>
+        <w:rPr>
+          <w:lang w:val="en-GB"/>
+        </w:rPr>
+        <w:t xml:space="preserve"> </w:t>
+      </w:r>
+      <w:r>
+        <w:rPr>
+          <w:lang w:val="en-GB"/>
+        </w:rPr>
+        <w:t>IHO specfication</w:t>
+      </w:r>
+      <w:r>
+        <w:rPr>
+          <w:lang w:val="en-GB"/>
+        </w:rPr>
+        <w:t xml:space="preserve"> S-158 </w:t>
+      </w:r>
+      <w:r>
+        <w:rPr>
+          <w:lang w:val="en-GB"/>
+        </w:rPr>
+        <w:t>(Validation Checks – Introduction and Structure)</w:t>
+      </w:r>
+      <w:r>
+        <w:rPr>
+          <w:lang w:val="en-GB"/>
+        </w:rPr>
+        <w:t>.</w:t>
+      </w:r>
+    </w:p>
+    <w:p>
+      <w:pPr>
+        <w:spacing w:after="120" w:line="240" w:lineRule="auto"/>
+        <w:rPr>
+          <w:lang w:val="en-GB"/>
+        </w:rPr>
+      </w:pPr>
+      <w:r>
+        <w:rPr>
+          <w:lang w:val="en-GB"/>
+        </w:rPr>
+        <w:t xml:space="preserve">The validation checks described herein conform to </w:t>
+      </w:r>
+      <w:r>
+        <w:rPr>
+          <w:lang w:val="en-GB"/>
+        </w:rPr>
+        <w:t>Edition 5.2.</w:t>
+      </w:r>
+      <w:ins w:id="145" w:author="Raphael Malyankar" w:date="2026-08-15T21:34:00Z" w16du:dateUtc="2026-08-16T04:34:00Z">
+        <w:r>
+          <w:rPr>
+            <w:lang w:val="en-GB"/>
+          </w:rPr>
+          <w:t>1</w:t>
+        </w:r>
+      </w:ins>
+      <w:del w:id="146" w:author="Raphael Malyankar" w:date="2026-08-15T21:34:00Z" w16du:dateUtc="2026-08-16T04:34:00Z">
+        <w:r>
+          <w:rPr>
+            <w:lang w:val="en-GB"/>
+          </w:rPr>
+          <w:delText>0</w:delText>
+        </w:r>
+      </w:del>
+      <w:r>
+        <w:rPr>
+          <w:lang w:val="en-GB"/>
+        </w:rPr>
+        <w:t xml:space="preserve"> of</w:t>
+      </w:r>
+      <w:r>
+        <w:rPr>
+          <w:lang w:val="en-GB"/>
+        </w:rPr>
+        <w:t xml:space="preserve"> S-10</w:t>
+      </w:r>
+      <w:r>
+        <w:rPr>
+          <w:lang w:val="en-GB"/>
+        </w:rPr>
+        <w:t>0</w:t>
+      </w:r>
+      <w:r>
+        <w:rPr>
+          <w:lang w:val="en-GB"/>
+        </w:rPr>
+        <w:t xml:space="preserve"> (</w:t>
+      </w:r>
+      <w:r>
+        <w:rPr>
+          <w:lang w:val="en-GB"/>
+        </w:rPr>
+        <w:t>Universal Hydrographic Data Model</w:t>
+      </w:r>
+      <w:r>
+        <w:rPr>
+          <w:lang w:val="en-GB"/>
+        </w:rPr>
+        <w:t>).</w:t>
+      </w:r>
+    </w:p>
+    <w:p>
+      <w:pPr>
+        <w:spacing w:after="120" w:line="240" w:lineRule="auto"/>
+        <w:rPr>
+          <w:lang w:val="en-GB"/>
+        </w:rPr>
+      </w:pPr>
+      <w:r>
+        <w:rPr>
+          <w:lang w:val="en-GB"/>
+        </w:rPr>
+        <w:t xml:space="preserve">Edition </w:t>
+      </w:r>
       <w:ins w:id="147" w:author="Raphael Malyankar" w:date="2026-08-15T21:35:00Z" w16du:dateUtc="2026-08-16T04:35:00Z">
         <w:r>
           <w:rPr>
@@ -8483,175 +8684,37 @@
         <w:rPr>
           <w:lang w:val="en-GB"/>
         </w:rPr>
-        <w:t>.0.0 of</w:t>
-      </w:r>
-      <w:r>
-        <w:rPr>
-          <w:lang w:val="en-GB"/>
-        </w:rPr>
-        <w:t xml:space="preserve"> </w:t>
-      </w:r>
-      <w:r>
-        <w:rPr>
-          <w:lang w:val="en-GB"/>
-        </w:rPr>
-        <w:t>IHO specfication</w:t>
-      </w:r>
-      <w:r>
-        <w:rPr>
-          <w:lang w:val="en-GB"/>
-        </w:rPr>
-        <w:t xml:space="preserve"> S-158 </w:t>
-      </w:r>
-      <w:r>
-        <w:rPr>
-          <w:lang w:val="en-GB"/>
-        </w:rPr>
-        <w:t>(Validation Checks – Introduction and Structure)</w:t>
-      </w:r>
-      <w:r>
-        <w:rPr>
-          <w:lang w:val="en-GB"/>
-        </w:rPr>
-        <w:t>.</w:t>
-      </w:r>
-    </w:p>
-    <w:p>
-      <w:pPr>
-        <w:spacing w:after="120" w:line="240" w:lineRule="auto"/>
-        <w:rPr>
-          <w:lang w:val="en-GB"/>
-        </w:rPr>
-      </w:pPr>
-      <w:r>
-        <w:rPr>
-          <w:lang w:val="en-GB"/>
-        </w:rPr>
-        <w:t xml:space="preserve">The validation checks described herein conform to </w:t>
-      </w:r>
-      <w:r>
-        <w:rPr>
-          <w:lang w:val="en-GB"/>
-        </w:rPr>
-        <w:t>Edition 5.2.</w:t>
-      </w:r>
-      <w:ins w:id="149" w:author="Raphael Malyankar" w:date="2026-08-15T21:34:00Z" w16du:dateUtc="2026-08-16T04:34:00Z">
+        <w:t xml:space="preserve">.0.0 is an </w:t>
+      </w:r>
+      <w:del w:id="149" w:author="Raphael Malyankar" w:date="2026-08-15T21:35:00Z" w16du:dateUtc="2026-08-16T04:35:00Z">
         <w:r>
           <w:rPr>
             <w:lang w:val="en-GB"/>
           </w:rPr>
-          <w:t>1</w:t>
+          <w:delText xml:space="preserve">Implementation </w:delText>
+        </w:r>
+      </w:del>
+      <w:ins w:id="150" w:author="Raphael Malyankar" w:date="2026-08-15T21:35:00Z" w16du:dateUtc="2026-08-16T04:35:00Z">
+        <w:r>
+          <w:rPr>
+            <w:lang w:val="en-GB"/>
+          </w:rPr>
+          <w:t>Operational</w:t>
+        </w:r>
+        <w:r>
+          <w:rPr>
+            <w:lang w:val="en-GB"/>
+          </w:rPr>
+          <w:t xml:space="preserve"> </w:t>
         </w:r>
       </w:ins>
-      <w:del w:id="150" w:author="Raphael Malyankar" w:date="2026-08-15T21:34:00Z" w16du:dateUtc="2026-08-16T04:34:00Z">
-        <w:r>
-          <w:rPr>
-            <w:lang w:val="en-GB"/>
-          </w:rPr>
-          <w:delText>0</w:delText>
-        </w:r>
-      </w:del>
-      <w:r>
-        <w:rPr>
-          <w:lang w:val="en-GB"/>
-        </w:rPr>
-        <w:t xml:space="preserve"> of</w:t>
-      </w:r>
-      <w:r>
-        <w:rPr>
-          <w:lang w:val="en-GB"/>
-        </w:rPr>
-        <w:t xml:space="preserve"> S-10</w:t>
-      </w:r>
-      <w:r>
-        <w:rPr>
-          <w:lang w:val="en-GB"/>
-        </w:rPr>
-        <w:t>0</w:t>
-      </w:r>
-      <w:r>
-        <w:rPr>
-          <w:lang w:val="en-GB"/>
-        </w:rPr>
-        <w:t xml:space="preserve"> (</w:t>
-      </w:r>
-      <w:r>
-        <w:rPr>
-          <w:lang w:val="en-GB"/>
-        </w:rPr>
-        <w:t>Universal Hydrographic Data Model</w:t>
-      </w:r>
-      <w:r>
-        <w:rPr>
-          <w:lang w:val="en-GB"/>
-        </w:rPr>
-        <w:t>).</w:t>
-      </w:r>
-    </w:p>
-    <w:p>
-      <w:pPr>
-        <w:spacing w:after="120" w:line="240" w:lineRule="auto"/>
-        <w:rPr>
-          <w:lang w:val="en-GB"/>
-        </w:rPr>
-      </w:pPr>
-      <w:r>
-        <w:rPr>
-          <w:lang w:val="en-GB"/>
-        </w:rPr>
-        <w:t xml:space="preserve">Edition </w:t>
-      </w:r>
-      <w:ins w:id="151" w:author="Raphael Malyankar" w:date="2026-08-15T21:35:00Z" w16du:dateUtc="2026-08-16T04:35:00Z">
-        <w:r>
-          <w:rPr>
-            <w:lang w:val="en-GB"/>
-          </w:rPr>
-          <w:t>2</w:t>
-        </w:r>
-      </w:ins>
-      <w:del w:id="152" w:author="Raphael Malyankar" w:date="2026-08-15T21:35:00Z" w16du:dateUtc="2026-08-16T04:35:00Z">
-        <w:r>
-          <w:rPr>
-            <w:lang w:val="en-GB"/>
-          </w:rPr>
-          <w:delText>1</w:delText>
-        </w:r>
-      </w:del>
-      <w:r>
-        <w:rPr>
-          <w:lang w:val="en-GB"/>
-        </w:rPr>
-        <w:t xml:space="preserve">.0.0 is an </w:t>
-      </w:r>
-      <w:del w:id="153" w:author="Raphael Malyankar" w:date="2026-08-15T21:35:00Z" w16du:dateUtc="2026-08-16T04:35:00Z">
-        <w:r>
-          <w:rPr>
-            <w:lang w:val="en-GB"/>
-          </w:rPr>
-          <w:delText xml:space="preserve">Implementation </w:delText>
-        </w:r>
-      </w:del>
-      <w:ins w:id="154" w:author="Raphael Malyankar" w:date="2026-08-15T21:35:00Z" w16du:dateUtc="2026-08-16T04:35:00Z">
-        <w:r>
-          <w:rPr>
-            <w:lang w:val="en-GB"/>
-          </w:rPr>
-          <w:t>Operational</w:t>
-        </w:r>
-        <w:r>
-          <w:rPr>
-            <w:lang w:val="en-GB"/>
-          </w:rPr>
-          <w:t xml:space="preserve"> </w:t>
-        </w:r>
-      </w:ins>
       <w:r>
         <w:rPr>
           <w:lang w:val="en-GB"/>
         </w:rPr>
         <w:t>version in accordance with IHO TR 2/2007</w:t>
       </w:r>
-      <w:del w:id="155" w:author="Raphael Malyankar" w:date="2026-08-15T21:35:00Z" w16du:dateUtc="2026-08-16T04:35:00Z">
+      <w:del w:id="151" w:author="Raphael Malyankar" w:date="2026-08-15T21:35:00Z" w16du:dateUtc="2026-08-16T04:35:00Z">
         <w:r>
           <w:rPr>
             <w:lang w:val="en-GB"/>
@@ -8694,15 +8757,15 @@
           <w:lang w:val="en-GB"/>
         </w:rPr>
       </w:pPr>
-      <w:bookmarkStart w:id="156" w:name="_Toc191317441"/>
-      <w:bookmarkStart w:id="157" w:name="_Toc412810740"/>
+      <w:bookmarkStart w:id="152" w:name="_Toc191317441"/>
+      <w:bookmarkStart w:id="153" w:name="_Toc412810740"/>
       <w:r>
         <w:rPr>
           <w:lang w:val="en-GB"/>
         </w:rPr>
         <w:t>References</w:t>
       </w:r>
-      <w:bookmarkEnd w:id="156"/>
+      <w:bookmarkEnd w:id="152"/>
     </w:p>
     <w:p>
       <w:pPr>
@@ -8715,15 +8778,15 @@
         <w:spacing w:before="120" w:after="120" w:line="240" w:lineRule="auto"/>
         <w:ind w:left="851" w:hanging="851"/>
       </w:pPr>
-      <w:bookmarkStart w:id="158" w:name="_Toc191317442"/>
-      <w:bookmarkEnd w:id="157"/>
+      <w:bookmarkStart w:id="154" w:name="_Toc191317442"/>
+      <w:bookmarkEnd w:id="153"/>
       <w:r>
         <w:t>Normative</w:t>
       </w:r>
       <w:r>
         <w:t xml:space="preserve"> references</w:t>
       </w:r>
-      <w:bookmarkEnd w:id="158"/>
+      <w:bookmarkEnd w:id="154"/>
     </w:p>
     <w:p>
       <w:pPr>
@@ -8780,7 +8843,7 @@
         </w:rPr>
         <w:t xml:space="preserve">, IHO Publication S-98, Edition </w:t>
       </w:r>
-      <w:ins w:id="159" w:author="Raphael Malyankar" w:date="2026-08-15T21:32:00Z" w16du:dateUtc="2026-08-16T04:32:00Z">
+      <w:ins w:id="155" w:author="Raphael Malyankar" w:date="2026-08-15T21:32:00Z" w16du:dateUtc="2026-08-16T04:32:00Z">
         <w:r>
           <w:rPr>
             <w:i/>
@@ -8790,7 +8853,7 @@
           <w:t>3</w:t>
         </w:r>
       </w:ins>
-      <w:del w:id="160" w:author="Raphael Malyankar" w:date="2026-08-15T21:32:00Z" w16du:dateUtc="2026-08-16T04:32:00Z">
+      <w:del w:id="156" w:author="Raphael Malyankar" w:date="2026-08-15T21:32:00Z" w16du:dateUtc="2026-08-16T04:32:00Z">
         <w:r>
           <w:rPr>
             <w:i/>
@@ -8808,7 +8871,7 @@
         </w:rPr>
         <w:t>.0.0</w:t>
       </w:r>
-      <w:del w:id="161" w:author="Raphael Malyankar" w:date="2026-08-15T21:33:00Z" w16du:dateUtc="2026-08-16T04:33:00Z">
+      <w:del w:id="157" w:author="Raphael Malyankar" w:date="2026-08-15T21:33:00Z" w16du:dateUtc="2026-08-16T04:33:00Z">
         <w:r>
           <w:rPr>
             <w:i/>
@@ -8899,7 +8962,7 @@
         </w:rPr>
         <w:t>.</w:t>
       </w:r>
-      <w:ins w:id="162" w:author="Raphael Malyankar" w:date="2026-08-15T21:33:00Z" w16du:dateUtc="2026-08-16T04:33:00Z">
+      <w:ins w:id="158" w:author="Raphael Malyankar" w:date="2026-08-15T21:33:00Z" w16du:dateUtc="2026-08-16T04:33:00Z">
         <w:r>
           <w:rPr>
             <w:lang w:val="en-GB"/>
@@ -8907,7 +8970,7 @@
           <w:t>1</w:t>
         </w:r>
       </w:ins>
-      <w:del w:id="163" w:author="Raphael Malyankar" w:date="2026-08-15T21:33:00Z" w16du:dateUtc="2026-08-16T04:33:00Z">
+      <w:del w:id="159" w:author="Raphael Malyankar" w:date="2026-08-15T21:33:00Z" w16du:dateUtc="2026-08-16T04:33:00Z">
         <w:r>
           <w:rPr>
             <w:lang w:val="en-GB"/>
@@ -8921,7 +8984,7 @@
         </w:rPr>
         <w:t xml:space="preserve">, </w:t>
       </w:r>
-      <w:ins w:id="164" w:author="Raphael Malyankar" w:date="2026-08-15T21:33:00Z" w16du:dateUtc="2026-08-16T04:33:00Z">
+      <w:ins w:id="160" w:author="Raphael Malyankar" w:date="2026-08-15T21:33:00Z" w16du:dateUtc="2026-08-16T04:33:00Z">
         <w:r>
           <w:rPr>
             <w:lang w:val="en-GB"/>
@@ -8929,7 +8992,7 @@
           <w:t>December 2025</w:t>
         </w:r>
       </w:ins>
-      <w:del w:id="165" w:author="Raphael Malyankar" w:date="2026-08-15T21:33:00Z" w16du:dateUtc="2026-08-16T04:33:00Z">
+      <w:del w:id="161" w:author="Raphael Malyankar" w:date="2026-08-15T21:33:00Z" w16du:dateUtc="2026-08-16T04:33:00Z">
         <w:r>
           <w:rPr>
             <w:lang w:val="en-GB"/>
@@ -8969,7 +9032,7 @@
         </w:rPr>
         <w:t xml:space="preserve">Validation Checks – Introduction and Structure, Edition </w:t>
       </w:r>
-      <w:ins w:id="166" w:author="Raphael Malyankar" w:date="2026-08-15T21:33:00Z" w16du:dateUtc="2026-08-16T04:33:00Z">
+      <w:ins w:id="162" w:author="Raphael Malyankar" w:date="2026-08-15T21:33:00Z" w16du:dateUtc="2026-08-16T04:33:00Z">
         <w:r>
           <w:rPr>
             <w:i/>
@@ -8979,7 +9042,7 @@
           <w:t>2</w:t>
         </w:r>
       </w:ins>
-      <w:del w:id="167" w:author="Raphael Malyankar" w:date="2026-08-15T21:33:00Z" w16du:dateUtc="2026-08-16T04:33:00Z">
+      <w:del w:id="163" w:author="Raphael Malyankar" w:date="2026-08-15T21:33:00Z" w16du:dateUtc="2026-08-16T04:33:00Z">
         <w:r>
           <w:rPr>
             <w:i/>
@@ -8997,7 +9060,7 @@
         </w:rPr>
         <w:t>.0.0</w:t>
       </w:r>
-      <w:del w:id="168" w:author="Raphael Malyankar" w:date="2026-08-15T21:33:00Z" w16du:dateUtc="2026-08-16T04:33:00Z">
+      <w:del w:id="164" w:author="Raphael Malyankar" w:date="2026-08-15T21:33:00Z" w16du:dateUtc="2026-08-16T04:33:00Z">
         <w:r>
           <w:rPr>
             <w:i/>
@@ -9062,14 +9125,14 @@
         <w:spacing w:before="120" w:after="120" w:line="240" w:lineRule="auto"/>
         <w:ind w:left="851" w:hanging="851"/>
       </w:pPr>
-      <w:bookmarkStart w:id="169" w:name="_Toc191317443"/>
+      <w:bookmarkStart w:id="165" w:name="_Toc191317443"/>
       <w:r>
         <w:t>Informative</w:t>
       </w:r>
       <w:r>
         <w:t xml:space="preserve"> references</w:t>
       </w:r>
-      <w:bookmarkEnd w:id="169"/>
+      <w:bookmarkEnd w:id="165"/>
     </w:p>
     <w:p>
       <w:pPr>
@@ -9144,15 +9207,15 @@
           <w:lang w:val="en-GB"/>
         </w:rPr>
       </w:pPr>
-      <w:bookmarkStart w:id="170" w:name="_Toc191317444"/>
-      <w:bookmarkStart w:id="171" w:name="_Toc412810741"/>
+      <w:bookmarkStart w:id="166" w:name="_Toc191317444"/>
+      <w:bookmarkStart w:id="167" w:name="_Toc412810741"/>
       <w:r>
         <w:rPr>
           <w:lang w:val="en-GB"/>
         </w:rPr>
         <w:t>Terms, definitions and abbreviations</w:t>
       </w:r>
-      <w:bookmarkEnd w:id="170"/>
+      <w:bookmarkEnd w:id="166"/>
     </w:p>
     <w:p>
       <w:pPr>
@@ -9165,13 +9228,13 @@
         <w:spacing w:before="120" w:after="120" w:line="360" w:lineRule="auto"/>
         <w:ind w:left="851" w:hanging="851"/>
       </w:pPr>
-      <w:bookmarkStart w:id="172" w:name="_Toc191317445"/>
-      <w:bookmarkStart w:id="173" w:name="_Toc412810743"/>
-      <w:bookmarkEnd w:id="171"/>
+      <w:bookmarkStart w:id="168" w:name="_Toc191317445"/>
+      <w:bookmarkStart w:id="169" w:name="_Toc412810743"/>
+      <w:bookmarkEnd w:id="167"/>
       <w:r>
         <w:t>Terms and definitions</w:t>
       </w:r>
-      <w:bookmarkEnd w:id="172"/>
+      <w:bookmarkEnd w:id="168"/>
     </w:p>
     <w:p>
       <w:pPr>
@@ -9226,8 +9289,8 @@
       <w:pPr>
         <w:pStyle w:val="dt"/>
       </w:pPr>
-      <w:bookmarkStart w:id="174" w:name="_Toc386114206"/>
-      <w:bookmarkEnd w:id="173"/>
+      <w:bookmarkStart w:id="170" w:name="_Toc386114206"/>
+      <w:bookmarkEnd w:id="169"/>
       <w:r>
         <w:lastRenderedPageBreak/>
         <w:t>aggregation</w:t>
@@ -9948,7 +10011,7 @@
         <w:t>a name enclosed by &lt; and &gt; for a “start tag” and &lt;/ and &gt; for an “end tag”. Empty elements may consist of a name enclosed by &lt; and /&gt;.</w:t>
       </w:r>
     </w:p>
-    <w:bookmarkEnd w:id="174"/>
+    <w:bookmarkEnd w:id="170"/>
     <w:p>
       <w:pPr>
         <w:spacing w:after="120" w:line="240" w:lineRule="auto"/>
@@ -9969,14 +10032,14 @@
         <w:spacing w:before="120" w:after="120" w:line="240" w:lineRule="auto"/>
         <w:ind w:left="851" w:hanging="851"/>
       </w:pPr>
-      <w:bookmarkStart w:id="175" w:name="_Toc191317446"/>
-      <w:bookmarkStart w:id="176" w:name="_Toc412810744"/>
+      <w:bookmarkStart w:id="171" w:name="_Toc191317446"/>
+      <w:bookmarkStart w:id="172" w:name="_Toc412810744"/>
       <w:r>
         <w:t>Abbreviations</w:t>
       </w:r>
-      <w:bookmarkEnd w:id="175"/>
+      <w:bookmarkEnd w:id="171"/>
     </w:p>
-    <w:bookmarkEnd w:id="176"/>
+    <w:bookmarkEnd w:id="172"/>
     <w:p>
       <w:pPr>
         <w:spacing w:after="120" w:line="240" w:lineRule="auto"/>
@@ -10283,11 +10346,11 @@
       <w:pPr>
         <w:pStyle w:val="Heading3"/>
       </w:pPr>
-      <w:bookmarkStart w:id="177" w:name="_Toc191317447"/>
+      <w:bookmarkStart w:id="173" w:name="_Toc191317447"/>
       <w:r>
         <w:t>Symbols</w:t>
       </w:r>
-      <w:bookmarkEnd w:id="177"/>
+      <w:bookmarkEnd w:id="173"/>
     </w:p>
     <w:p>
       <w:pPr>
@@ -10333,15 +10396,15 @@
           <w:lang w:val="en-GB"/>
         </w:rPr>
       </w:pPr>
-      <w:bookmarkStart w:id="178" w:name="_Toc191317448"/>
-      <w:bookmarkStart w:id="179" w:name="_Toc412810746"/>
+      <w:bookmarkStart w:id="174" w:name="_Toc191317448"/>
+      <w:bookmarkStart w:id="175" w:name="_Toc412810746"/>
       <w:r>
         <w:rPr>
           <w:lang w:val="en-GB"/>
         </w:rPr>
         <w:t>Use of language</w:t>
       </w:r>
-      <w:bookmarkEnd w:id="178"/>
+      <w:bookmarkEnd w:id="174"/>
     </w:p>
     <w:p>
       <w:pPr>
@@ -10441,7 +10504,7 @@
           <w:lang w:val="en-GB"/>
         </w:rPr>
       </w:pPr>
-      <w:bookmarkStart w:id="180" w:name="_Toc191317449"/>
+      <w:bookmarkStart w:id="176" w:name="_Toc191317449"/>
       <w:r>
         <w:rPr>
           <w:lang w:val="en-GB"/>
@@ -10461,7 +10524,7 @@
         </w:rPr>
         <w:t>escription</w:t>
       </w:r>
-      <w:bookmarkEnd w:id="180"/>
+      <w:bookmarkEnd w:id="176"/>
     </w:p>
     <w:p>
       <w:pPr>
@@ -10572,7 +10635,7 @@
         <w:t xml:space="preserve"> and therefore no general information applicable to data products conforming to it.</w:t>
       </w:r>
     </w:p>
-    <w:bookmarkEnd w:id="179"/>
+    <w:bookmarkEnd w:id="175"/>
     <w:p>
       <w:pPr>
         <w:spacing w:after="120" w:line="240" w:lineRule="auto"/>
@@ -10596,15 +10659,15 @@
           <w:lang w:val="en-GB"/>
         </w:rPr>
       </w:pPr>
-      <w:bookmarkStart w:id="181" w:name="_Toc191317450"/>
-      <w:bookmarkStart w:id="182" w:name="_Toc412810747"/>
+      <w:bookmarkStart w:id="177" w:name="_Toc191317450"/>
+      <w:bookmarkStart w:id="178" w:name="_Toc412810747"/>
       <w:r>
         <w:rPr>
           <w:lang w:val="en-GB"/>
         </w:rPr>
         <w:t>Specification metadata and maintenance</w:t>
       </w:r>
-      <w:bookmarkEnd w:id="181"/>
+      <w:bookmarkEnd w:id="177"/>
     </w:p>
     <w:p>
       <w:pPr>
@@ -10617,8 +10680,8 @@
         <w:spacing w:before="120" w:after="120" w:line="240" w:lineRule="auto"/>
         <w:ind w:left="851" w:hanging="851"/>
       </w:pPr>
-      <w:bookmarkStart w:id="183" w:name="_Toc191317451"/>
-      <w:bookmarkEnd w:id="182"/>
+      <w:bookmarkStart w:id="179" w:name="_Toc191317451"/>
+      <w:bookmarkEnd w:id="178"/>
       <w:r>
         <w:t xml:space="preserve">Specification </w:t>
       </w:r>
@@ -10628,7 +10691,7 @@
       <w:r>
         <w:t>etadata</w:t>
       </w:r>
-      <w:bookmarkEnd w:id="183"/>
+      <w:bookmarkEnd w:id="179"/>
     </w:p>
     <w:p>
       <w:pPr>
@@ -10767,7 +10830,7 @@
         </w:rPr>
         <w:tab/>
       </w:r>
-      <w:ins w:id="184" w:author="Raphael Malyankar" w:date="2026-08-15T21:36:00Z" w16du:dateUtc="2026-08-16T04:36:00Z">
+      <w:ins w:id="180" w:author="Raphael Malyankar" w:date="2026-08-15T21:36:00Z" w16du:dateUtc="2026-08-16T04:36:00Z">
         <w:r>
           <w:rPr>
             <w:lang w:val="en-GB"/>
@@ -10775,7 +10838,7 @@
           <w:t>2</w:t>
         </w:r>
       </w:ins>
-      <w:del w:id="185" w:author="Raphael Malyankar" w:date="2026-08-15T21:36:00Z" w16du:dateUtc="2026-08-16T04:36:00Z">
+      <w:del w:id="181" w:author="Raphael Malyankar" w:date="2026-08-15T21:36:00Z" w16du:dateUtc="2026-08-16T04:36:00Z">
         <w:r>
           <w:rPr>
             <w:lang w:val="en-GB"/>
@@ -10830,7 +10893,7 @@
         </w:rPr>
         <w:tab/>
       </w:r>
-      <w:del w:id="186" w:author="Raphael Malyankar" w:date="2026-08-15T21:36:00Z" w16du:dateUtc="2026-08-16T04:36:00Z">
+      <w:del w:id="182" w:author="Raphael Malyankar" w:date="2026-08-15T21:36:00Z" w16du:dateUtc="2026-08-16T04:36:00Z">
         <w:r>
           <w:rPr>
             <w:lang w:val="en-GB"/>
@@ -10844,7 +10907,7 @@
           <w:delText>4</w:delText>
         </w:r>
       </w:del>
-      <w:ins w:id="187" w:author="Raphael Malyankar" w:date="2026-08-15T21:36:00Z" w16du:dateUtc="2026-08-16T04:36:00Z">
+      <w:ins w:id="183" w:author="Raphael Malyankar" w:date="2026-08-15T21:36:00Z" w16du:dateUtc="2026-08-16T04:36:00Z">
         <w:r>
           <w:rPr>
             <w:lang w:val="en-GB"/>
@@ -10852,7 +10915,7 @@
           <w:t>2026-</w:t>
         </w:r>
       </w:ins>
-      <w:ins w:id="188" w:author="Raphael Malyankar" w:date="2026-10-18T03:57:00Z" w16du:dateUtc="2026-10-18T10:57:00Z">
+      <w:ins w:id="184" w:author="Raphael Malyankar" w:date="2026-10-18T03:57:00Z" w16du:dateUtc="2026-10-18T10:57:00Z">
         <w:r>
           <w:rPr>
             <w:lang w:val="en-GB"/>
@@ -11387,12 +11450,12 @@
         <w:spacing w:before="120" w:after="120" w:line="240" w:lineRule="auto"/>
         <w:ind w:left="851" w:hanging="851"/>
       </w:pPr>
-      <w:bookmarkStart w:id="189" w:name="_Toc191317452"/>
-      <w:bookmarkStart w:id="190" w:name="_Toc412810749"/>
+      <w:bookmarkStart w:id="185" w:name="_Toc191317452"/>
+      <w:bookmarkStart w:id="186" w:name="_Toc412810749"/>
       <w:r>
         <w:t>Specification maintenance</w:t>
       </w:r>
-      <w:bookmarkEnd w:id="189"/>
+      <w:bookmarkEnd w:id="185"/>
     </w:p>
     <w:p>
       <w:pPr>
@@ -11410,7 +11473,7 @@
         <w:t>Introduction</w:t>
       </w:r>
     </w:p>
-    <w:bookmarkEnd w:id="190"/>
+    <w:bookmarkEnd w:id="186"/>
     <w:p>
       <w:pPr>
         <w:spacing w:after="120" w:line="240" w:lineRule="auto"/>
@@ -12014,14 +12077,14 @@
           <w:lang w:val="en-GB"/>
         </w:rPr>
       </w:pPr>
-      <w:bookmarkStart w:id="191" w:name="_Toc191317453"/>
+      <w:bookmarkStart w:id="187" w:name="_Toc191317453"/>
       <w:r>
         <w:rPr>
           <w:lang w:val="en-GB"/>
         </w:rPr>
         <w:t>Check Structure</w:t>
       </w:r>
-      <w:bookmarkEnd w:id="191"/>
+      <w:bookmarkEnd w:id="187"/>
     </w:p>
     <w:p>
       <w:pPr>
@@ -12094,16 +12157,16 @@
           <w:lang w:val="en-GB"/>
         </w:rPr>
       </w:pPr>
-      <w:bookmarkStart w:id="192" w:name="_Ref172572327"/>
-      <w:bookmarkStart w:id="193" w:name="_Toc191317454"/>
+      <w:bookmarkStart w:id="188" w:name="_Ref172572327"/>
+      <w:bookmarkStart w:id="189" w:name="_Toc191317454"/>
       <w:r>
         <w:rPr>
           <w:lang w:val="en-GB"/>
         </w:rPr>
         <w:t>Check Syntax</w:t>
       </w:r>
-      <w:bookmarkEnd w:id="192"/>
-      <w:bookmarkEnd w:id="193"/>
+      <w:bookmarkEnd w:id="188"/>
+      <w:bookmarkEnd w:id="189"/>
     </w:p>
     <w:p>
       <w:pPr>
@@ -12111,8 +12174,8 @@
           <w:lang w:val="en-GB"/>
         </w:rPr>
       </w:pPr>
-      <w:commentRangeStart w:id="194"/>
-      <w:commentRangeStart w:id="195"/>
+      <w:commentRangeStart w:id="190"/>
+      <w:commentRangeStart w:id="191"/>
       <w:r>
         <w:rPr>
           <w:lang w:val="en-GB"/>
@@ -12137,7 +12200,7 @@
         </w:rPr>
         <w:t xml:space="preserve"> with the following modifications</w:t>
       </w:r>
-      <w:del w:id="196" w:author="Raphael Malyankar" w:date="2026-08-15T21:38:00Z" w16du:dateUtc="2026-08-16T04:38:00Z">
+      <w:del w:id="192" w:author="Raphael Malyankar" w:date="2026-08-15T21:38:00Z" w16du:dateUtc="2026-08-16T04:38:00Z">
         <w:r>
           <w:rPr>
             <w:lang w:val="en-GB"/>
@@ -12178,7 +12241,7 @@
           <w:numId w:val="112"/>
         </w:numPr>
         <w:rPr>
-          <w:ins w:id="197" w:author="Raphael Malyankar" w:date="2026-10-18T03:51:00Z" w16du:dateUtc="2026-10-18T10:51:00Z"/>
+          <w:ins w:id="193" w:author="Raphael Malyankar" w:date="2026-10-18T03:51:00Z" w16du:dateUtc="2026-10-18T10:51:00Z"/>
           <w:lang w:val="en-GB"/>
         </w:rPr>
       </w:pPr>
@@ -12188,7 +12251,7 @@
         </w:rPr>
         <w:t>Non-imperative language ("For each", "If x") is used when the check is triggered when the condition IS satisfied (evaluates to TRUE).</w:t>
       </w:r>
-      <w:commentRangeEnd w:id="194"/>
+      <w:commentRangeEnd w:id="190"/>
       <w:r>
         <w:rPr>
           <w:rStyle w:val="CommentReference"/>
@@ -12196,9 +12259,9 @@
           <w:szCs w:val="20"/>
           <w:lang w:val="en-GB"/>
         </w:rPr>
-        <w:commentReference w:id="194"/>
-      </w:r>
-      <w:commentRangeEnd w:id="195"/>
+        <w:commentReference w:id="190"/>
+      </w:r>
+      <w:commentRangeEnd w:id="191"/>
       <w:r>
         <w:rPr>
           <w:rStyle w:val="CommentReference"/>
@@ -12206,7 +12269,7 @@
           <w:szCs w:val="20"/>
           <w:lang w:val="en-GB"/>
         </w:rPr>
-        <w:commentReference w:id="195"/>
+        <w:commentReference w:id="191"/>
       </w:r>
     </w:p>
     <w:p>
@@ -12214,7 +12277,7 @@
         <w:rPr>
           <w:lang w:val="en-GB"/>
         </w:rPr>
-        <w:pPrChange w:id="198" w:author="Raphael Malyankar" w:date="2026-10-18T03:51:00Z" w16du:dateUtc="2026-10-18T10:51:00Z">
+        <w:pPrChange w:id="194" w:author="Raphael Malyankar" w:date="2026-10-18T03:51:00Z" w16du:dateUtc="2026-10-18T10:51:00Z">
           <w:pPr>
             <w:pStyle w:val="ListParagraph"/>
             <w:numPr>
@@ -12224,7 +12287,7 @@
           </w:pPr>
         </w:pPrChange>
       </w:pPr>
-      <w:ins w:id="199" w:author="Raphael Malyankar" w:date="2026-10-18T03:51:00Z" w16du:dateUtc="2026-10-18T10:51:00Z">
+      <w:ins w:id="195" w:author="Raphael Malyankar" w:date="2026-10-18T03:51:00Z" w16du:dateUtc="2026-10-18T10:51:00Z">
         <w:r>
           <w:rPr>
             <w:lang w:val="en-GB"/>
@@ -12232,7 +12295,7 @@
           <w:t>“Prohibited” i</w:t>
         </w:r>
       </w:ins>
-      <w:ins w:id="200" w:author="Raphael Malyankar" w:date="2026-10-18T03:52:00Z" w16du:dateUtc="2026-10-18T10:52:00Z">
+      <w:ins w:id="196" w:author="Raphael Malyankar" w:date="2026-10-18T03:52:00Z" w16du:dateUtc="2026-10-18T10:52:00Z">
         <w:r>
           <w:rPr>
             <w:lang w:val="en-GB"/>
@@ -12260,14 +12323,14 @@
           <w:lang w:val="en-GB"/>
         </w:rPr>
       </w:pPr>
-      <w:bookmarkStart w:id="201" w:name="_Toc191317455"/>
+      <w:bookmarkStart w:id="197" w:name="_Toc191317455"/>
       <w:r>
         <w:rPr>
           <w:lang w:val="en-GB"/>
         </w:rPr>
         <w:t>Organisation</w:t>
       </w:r>
-      <w:bookmarkEnd w:id="201"/>
+      <w:bookmarkEnd w:id="197"/>
     </w:p>
     <w:p>
       <w:pPr>
@@ -12346,14 +12409,14 @@
           <w:lang w:val="en-GB"/>
         </w:rPr>
       </w:pPr>
-      <w:bookmarkStart w:id="202" w:name="_Toc191317456"/>
+      <w:bookmarkStart w:id="198" w:name="_Toc191317456"/>
       <w:r>
         <w:rPr>
           <w:lang w:val="en-GB"/>
         </w:rPr>
         <w:t>Check numbers</w:t>
       </w:r>
-      <w:bookmarkEnd w:id="202"/>
+      <w:bookmarkEnd w:id="198"/>
     </w:p>
     <w:p>
       <w:pPr>
@@ -12567,14 +12630,14 @@
           <w:lang w:val="en-GB"/>
         </w:rPr>
       </w:pPr>
-      <w:bookmarkStart w:id="203" w:name="_Toc191317457"/>
+      <w:bookmarkStart w:id="199" w:name="_Toc191317457"/>
       <w:r>
         <w:rPr>
           <w:lang w:val="en-GB"/>
         </w:rPr>
         <w:t>Check</w:t>
       </w:r>
-      <w:ins w:id="204" w:author="Raphael Malyankar" w:date="2026-10-18T03:58:00Z" w16du:dateUtc="2026-10-18T10:58:00Z">
+      <w:ins w:id="200" w:author="Raphael Malyankar" w:date="2026-10-18T03:58:00Z" w16du:dateUtc="2026-10-18T10:58:00Z">
         <w:r>
           <w:rPr>
             <w:lang w:val="en-GB"/>
@@ -12582,7 +12645,7 @@
           <w:t xml:space="preserve"> Collections</w:t>
         </w:r>
       </w:ins>
-      <w:del w:id="205" w:author="Raphael Malyankar" w:date="2026-10-18T03:58:00Z" w16du:dateUtc="2026-10-18T10:58:00Z">
+      <w:del w:id="201" w:author="Raphael Malyankar" w:date="2026-10-18T03:58:00Z" w16du:dateUtc="2026-10-18T10:58:00Z">
         <w:r>
           <w:rPr>
             <w:lang w:val="en-GB"/>
@@ -12608,7 +12671,7 @@
           <w:delText xml:space="preserve"> versus checks for specifications</w:delText>
         </w:r>
       </w:del>
-      <w:bookmarkEnd w:id="203"/>
+      <w:bookmarkEnd w:id="199"/>
       <w:r>
         <w:rPr>
           <w:lang w:val="en-GB"/>
@@ -12632,59 +12695,59 @@
         </w:rPr>
         <w:t xml:space="preserve">The S-100 list of checks </w:t>
       </w:r>
-      <w:ins w:id="206" w:author="Raphael Malyankar" w:date="2026-08-15T21:45:00Z" w16du:dateUtc="2026-08-16T04:45:00Z">
+      <w:ins w:id="202" w:author="Raphael Malyankar" w:date="2026-08-15T21:45:00Z" w16du:dateUtc="2026-08-16T04:45:00Z">
         <w:r>
           <w:rPr>
             <w:lang w:val="en-GB"/>
           </w:rPr>
           <w:t xml:space="preserve">in Edition 2.0.0 </w:t>
+        </w:r>
+      </w:ins>
+      <w:del w:id="203" w:author="Raphael Malyankar" w:date="2026-08-15T21:43:00Z" w16du:dateUtc="2026-08-16T04:43:00Z">
+        <w:r>
+          <w:rPr>
+            <w:lang w:val="en-GB"/>
+          </w:rPr>
+          <w:delText>is split into two</w:delText>
+        </w:r>
+      </w:del>
+      <w:ins w:id="204" w:author="Raphael Malyankar" w:date="2026-08-15T21:43:00Z" w16du:dateUtc="2026-08-16T04:43:00Z">
+        <w:r>
+          <w:rPr>
+            <w:lang w:val="en-GB"/>
+          </w:rPr>
+          <w:t xml:space="preserve">consists of </w:t>
+        </w:r>
+      </w:ins>
+      <w:ins w:id="205" w:author="Raphael Malyankar" w:date="2026-10-18T03:54:00Z" w16du:dateUtc="2026-10-18T10:54:00Z">
+        <w:r>
+          <w:rPr>
+            <w:lang w:val="en-GB"/>
+          </w:rPr>
+          <w:t>two</w:t>
+        </w:r>
+      </w:ins>
+      <w:r>
+        <w:rPr>
+          <w:lang w:val="en-GB"/>
+        </w:rPr>
+        <w:t xml:space="preserve"> </w:t>
+      </w:r>
+      <w:r>
+        <w:rPr>
+          <w:lang w:val="en-GB"/>
+        </w:rPr>
+        <w:t>collection</w:t>
+      </w:r>
+      <w:ins w:id="206" w:author="Raphael Malyankar" w:date="2026-10-18T03:54:00Z" w16du:dateUtc="2026-10-18T10:54:00Z">
+        <w:r>
+          <w:rPr>
+            <w:lang w:val="en-GB"/>
+          </w:rPr>
+          <w:t>s</w:t>
         </w:r>
       </w:ins>
       <w:del w:id="207" w:author="Raphael Malyankar" w:date="2026-08-15T21:43:00Z" w16du:dateUtc="2026-08-16T04:43:00Z">
-        <w:r>
-          <w:rPr>
-            <w:lang w:val="en-GB"/>
-          </w:rPr>
-          <w:delText>is split into two</w:delText>
-        </w:r>
-      </w:del>
-      <w:ins w:id="208" w:author="Raphael Malyankar" w:date="2026-08-15T21:43:00Z" w16du:dateUtc="2026-08-16T04:43:00Z">
-        <w:r>
-          <w:rPr>
-            <w:lang w:val="en-GB"/>
-          </w:rPr>
-          <w:t xml:space="preserve">consists of </w:t>
-        </w:r>
-      </w:ins>
-      <w:ins w:id="209" w:author="Raphael Malyankar" w:date="2026-10-18T03:54:00Z" w16du:dateUtc="2026-10-18T10:54:00Z">
-        <w:r>
-          <w:rPr>
-            <w:lang w:val="en-GB"/>
-          </w:rPr>
-          <w:t>two</w:t>
-        </w:r>
-      </w:ins>
-      <w:r>
-        <w:rPr>
-          <w:lang w:val="en-GB"/>
-        </w:rPr>
-        <w:t xml:space="preserve"> </w:t>
-      </w:r>
-      <w:r>
-        <w:rPr>
-          <w:lang w:val="en-GB"/>
-        </w:rPr>
-        <w:t>collection</w:t>
-      </w:r>
-      <w:ins w:id="210" w:author="Raphael Malyankar" w:date="2026-10-18T03:54:00Z" w16du:dateUtc="2026-10-18T10:54:00Z">
-        <w:r>
-          <w:rPr>
-            <w:lang w:val="en-GB"/>
-          </w:rPr>
-          <w:t>s</w:t>
-        </w:r>
-      </w:ins>
-      <w:del w:id="211" w:author="Raphael Malyankar" w:date="2026-08-15T21:43:00Z" w16du:dateUtc="2026-08-16T04:43:00Z">
         <w:r>
           <w:rPr>
             <w:lang w:val="en-GB"/>
@@ -12756,14 +12819,14 @@
         </w:rPr>
         <w:t xml:space="preserve"> expected to be implemented in validation software for </w:t>
       </w:r>
-      <w:bookmarkStart w:id="212" w:name="_Hlk183972998"/>
+      <w:bookmarkStart w:id="208" w:name="_Hlk183972998"/>
       <w:r>
         <w:rPr>
           <w:lang w:val="en-GB"/>
         </w:rPr>
         <w:t>datasets, exchange sets, and exchange catalogues</w:t>
       </w:r>
-      <w:bookmarkEnd w:id="212"/>
+      <w:bookmarkEnd w:id="208"/>
       <w:r>
         <w:rPr>
           <w:lang w:val="en-GB"/>
@@ -12778,11 +12841,11 @@
         </w:tabs>
         <w:spacing w:line="240" w:lineRule="auto"/>
         <w:rPr>
-          <w:ins w:id="213" w:author="Raphael Malyankar" w:date="2026-10-18T03:54:00Z" w16du:dateUtc="2026-10-18T10:54:00Z"/>
-          <w:lang w:val="en-GB"/>
-        </w:rPr>
-      </w:pPr>
-      <w:ins w:id="214" w:author="Raphael Malyankar" w:date="2026-08-15T21:44:00Z" w16du:dateUtc="2026-08-16T04:44:00Z">
+          <w:ins w:id="209" w:author="Raphael Malyankar" w:date="2026-10-18T03:54:00Z" w16du:dateUtc="2026-10-18T10:54:00Z"/>
+          <w:lang w:val="en-GB"/>
+        </w:rPr>
+      </w:pPr>
+      <w:ins w:id="210" w:author="Raphael Malyankar" w:date="2026-08-15T21:44:00Z" w16du:dateUtc="2026-08-16T04:44:00Z">
         <w:r>
           <w:rPr>
             <w:lang w:val="en-GB"/>
@@ -12820,7 +12883,7 @@
         </w:rPr>
         <w:t xml:space="preserve"> checks </w:t>
       </w:r>
-      <w:del w:id="215" w:author="Raphael Malyankar" w:date="2026-08-15T21:44:00Z" w16du:dateUtc="2026-08-16T04:44:00Z">
+      <w:del w:id="211" w:author="Raphael Malyankar" w:date="2026-08-15T21:44:00Z" w16du:dateUtc="2026-08-16T04:44:00Z">
         <w:r>
           <w:rPr>
             <w:lang w:val="en-GB"/>
@@ -12859,7 +12922,7 @@
           <w:delText>datasets, exchange sets, and exchange catalogues</w:delText>
         </w:r>
       </w:del>
-      <w:ins w:id="216" w:author="Raphael Malyankar" w:date="2026-08-15T21:44:00Z" w16du:dateUtc="2026-08-16T04:44:00Z">
+      <w:ins w:id="212" w:author="Raphael Malyankar" w:date="2026-08-15T21:44:00Z" w16du:dateUtc="2026-08-16T04:44:00Z">
         <w:r>
           <w:rPr>
             <w:lang w:val="en-GB"/>
@@ -12867,7 +12930,7 @@
           <w:t xml:space="preserve">in Edition 1.0.0 </w:t>
         </w:r>
       </w:ins>
-      <w:ins w:id="217" w:author="Raphael Malyankar" w:date="2026-10-18T03:59:00Z" w16du:dateUtc="2026-10-18T10:59:00Z">
+      <w:ins w:id="213" w:author="Raphael Malyankar" w:date="2026-10-18T03:59:00Z" w16du:dateUtc="2026-10-18T10:59:00Z">
         <w:r>
           <w:rPr>
             <w:lang w:val="en-GB"/>
@@ -12875,7 +12938,7 @@
           <w:t xml:space="preserve">(checks for product specifications rather than datasets or exchange sets) </w:t>
         </w:r>
       </w:ins>
-      <w:ins w:id="218" w:author="Raphael Malyankar" w:date="2026-08-15T21:44:00Z" w16du:dateUtc="2026-08-16T04:44:00Z">
+      <w:ins w:id="214" w:author="Raphael Malyankar" w:date="2026-08-15T21:44:00Z" w16du:dateUtc="2026-08-16T04:44:00Z">
         <w:r>
           <w:rPr>
             <w:lang w:val="en-GB"/>
@@ -12897,11 +12960,11 @@
         </w:tabs>
         <w:spacing w:line="240" w:lineRule="auto"/>
         <w:rPr>
-          <w:ins w:id="219" w:author="Raphael Malyankar" w:date="2026-10-18T03:55:00Z" w16du:dateUtc="2026-10-18T10:55:00Z"/>
-          <w:lang w:val="en-GB"/>
-        </w:rPr>
-      </w:pPr>
-      <w:ins w:id="220" w:author="Raphael Malyankar" w:date="2026-10-18T04:01:00Z" w16du:dateUtc="2026-10-18T11:01:00Z">
+          <w:ins w:id="215" w:author="Raphael Malyankar" w:date="2026-10-18T03:55:00Z" w16du:dateUtc="2026-10-18T10:55:00Z"/>
+          <w:lang w:val="en-GB"/>
+        </w:rPr>
+      </w:pPr>
+      <w:ins w:id="216" w:author="Raphael Malyankar" w:date="2026-10-18T04:01:00Z" w16du:dateUtc="2026-10-18T11:01:00Z">
         <w:r>
           <w:rPr>
             <w:lang w:val="en-GB"/>
@@ -12923,7 +12986,7 @@
           <w:t xml:space="preserve"> cate</w:t>
         </w:r>
       </w:ins>
-      <w:ins w:id="221" w:author="Raphael Malyankar" w:date="2026-10-18T04:11:00Z" w16du:dateUtc="2026-10-18T11:11:00Z">
+      <w:ins w:id="217" w:author="Raphael Malyankar" w:date="2026-10-18T04:11:00Z" w16du:dateUtc="2026-10-18T11:11:00Z">
         <w:r>
           <w:rPr>
             <w:lang w:val="en-GB"/>
@@ -12931,7 +12994,7 @@
           <w:t>go</w:t>
         </w:r>
       </w:ins>
-      <w:ins w:id="222" w:author="Raphael Malyankar" w:date="2026-10-18T04:01:00Z" w16du:dateUtc="2026-10-18T11:01:00Z">
+      <w:ins w:id="218" w:author="Raphael Malyankar" w:date="2026-10-18T04:01:00Z" w16du:dateUtc="2026-10-18T11:01:00Z">
         <w:r>
           <w:rPr>
             <w:lang w:val="en-GB"/>
@@ -12947,7 +13010,7 @@
           <w:t xml:space="preserve"> </w:t>
         </w:r>
       </w:ins>
-      <w:ins w:id="223" w:author="Raphael Malyankar" w:date="2026-10-18T03:54:00Z" w16du:dateUtc="2026-10-18T10:54:00Z">
+      <w:ins w:id="219" w:author="Raphael Malyankar" w:date="2026-10-18T03:54:00Z" w16du:dateUtc="2026-10-18T10:54:00Z">
         <w:r>
           <w:rPr>
             <w:b/>
@@ -12963,7 +13026,7 @@
           <w:t xml:space="preserve"> checks are </w:t>
         </w:r>
       </w:ins>
-      <w:ins w:id="224" w:author="Raphael Malyankar" w:date="2026-10-18T03:56:00Z" w16du:dateUtc="2026-10-18T10:56:00Z">
+      <w:ins w:id="220" w:author="Raphael Malyankar" w:date="2026-10-18T03:56:00Z" w16du:dateUtc="2026-10-18T10:56:00Z">
         <w:r>
           <w:rPr>
             <w:lang w:val="en-GB"/>
@@ -12971,47 +13034,47 @@
           <w:t>checks</w:t>
         </w:r>
       </w:ins>
-      <w:ins w:id="225" w:author="Raphael Malyankar" w:date="2026-10-18T04:00:00Z" w16du:dateUtc="2026-10-18T11:00:00Z">
+      <w:ins w:id="221" w:author="Raphael Malyankar" w:date="2026-10-18T04:00:00Z" w16du:dateUtc="2026-10-18T11:00:00Z">
         <w:r>
           <w:rPr>
             <w:lang w:val="en-GB"/>
           </w:rPr>
           <w:t xml:space="preserve"> </w:t>
+        </w:r>
+      </w:ins>
+      <w:ins w:id="222" w:author="Raphael Malyankar" w:date="2026-10-18T03:55:00Z" w16du:dateUtc="2026-10-18T10:55:00Z">
+        <w:r>
+          <w:rPr>
+            <w:lang w:val="en-GB"/>
+          </w:rPr>
+          <w:t>which cannot be implemented in the traditional way, that is, by purely software processing of the subject</w:t>
+        </w:r>
+      </w:ins>
+      <w:ins w:id="223" w:author="Raphael Malyankar" w:date="2026-10-18T03:56:00Z" w16du:dateUtc="2026-10-18T10:56:00Z">
+        <w:r>
+          <w:rPr>
+            <w:lang w:val="en-GB"/>
+          </w:rPr>
+          <w:t xml:space="preserve"> (</w:t>
+        </w:r>
+      </w:ins>
+      <w:ins w:id="224" w:author="Raphael Malyankar" w:date="2026-10-18T03:55:00Z" w16du:dateUtc="2026-10-18T10:55:00Z">
+        <w:r>
+          <w:rPr>
+            <w:lang w:val="en-GB"/>
+          </w:rPr>
+          <w:t>dataset, support file, or exchange set</w:t>
+        </w:r>
+      </w:ins>
+      <w:ins w:id="225" w:author="Raphael Malyankar" w:date="2026-10-18T03:56:00Z" w16du:dateUtc="2026-10-18T10:56:00Z">
+        <w:r>
+          <w:rPr>
+            <w:lang w:val="en-GB"/>
+          </w:rPr>
+          <w:t>)</w:t>
         </w:r>
       </w:ins>
       <w:ins w:id="226" w:author="Raphael Malyankar" w:date="2026-10-18T03:55:00Z" w16du:dateUtc="2026-10-18T10:55:00Z">
-        <w:r>
-          <w:rPr>
-            <w:lang w:val="en-GB"/>
-          </w:rPr>
-          <w:t>which cannot be implemented in the traditional way, that is, by purely software processing of the subject</w:t>
-        </w:r>
-      </w:ins>
-      <w:ins w:id="227" w:author="Raphael Malyankar" w:date="2026-10-18T03:56:00Z" w16du:dateUtc="2026-10-18T10:56:00Z">
-        <w:r>
-          <w:rPr>
-            <w:lang w:val="en-GB"/>
-          </w:rPr>
-          <w:t xml:space="preserve"> (</w:t>
-        </w:r>
-      </w:ins>
-      <w:ins w:id="228" w:author="Raphael Malyankar" w:date="2026-10-18T03:55:00Z" w16du:dateUtc="2026-10-18T10:55:00Z">
-        <w:r>
-          <w:rPr>
-            <w:lang w:val="en-GB"/>
-          </w:rPr>
-          <w:t>dataset, support file, or exchange set</w:t>
-        </w:r>
-      </w:ins>
-      <w:ins w:id="229" w:author="Raphael Malyankar" w:date="2026-10-18T03:56:00Z" w16du:dateUtc="2026-10-18T10:56:00Z">
-        <w:r>
-          <w:rPr>
-            <w:lang w:val="en-GB"/>
-          </w:rPr>
-          <w:t>)</w:t>
-        </w:r>
-      </w:ins>
-      <w:ins w:id="230" w:author="Raphael Malyankar" w:date="2026-10-18T03:55:00Z" w16du:dateUtc="2026-10-18T10:55:00Z">
         <w:r>
           <w:rPr>
             <w:lang w:val="en-GB"/>
@@ -13032,11 +13095,11 @@
         </w:tabs>
         <w:spacing w:line="240" w:lineRule="auto"/>
         <w:rPr>
-          <w:ins w:id="231" w:author="Raphael Malyankar" w:date="2026-10-18T03:55:00Z" w16du:dateUtc="2026-10-18T10:55:00Z"/>
-          <w:lang w:val="en-GB"/>
-        </w:rPr>
-      </w:pPr>
-      <w:ins w:id="232" w:author="Raphael Malyankar" w:date="2026-10-18T03:56:00Z" w16du:dateUtc="2026-10-18T10:56:00Z">
+          <w:ins w:id="227" w:author="Raphael Malyankar" w:date="2026-10-18T03:55:00Z" w16du:dateUtc="2026-10-18T10:55:00Z"/>
+          <w:lang w:val="en-GB"/>
+        </w:rPr>
+      </w:pPr>
+      <w:ins w:id="228" w:author="Raphael Malyankar" w:date="2026-10-18T03:56:00Z" w16du:dateUtc="2026-10-18T10:56:00Z">
         <w:r>
           <w:rPr>
             <w:lang w:val="en-GB"/>
@@ -13044,7 +13107,7 @@
           <w:t>C</w:t>
         </w:r>
       </w:ins>
-      <w:ins w:id="233" w:author="Raphael Malyankar" w:date="2026-10-18T03:55:00Z" w16du:dateUtc="2026-10-18T10:55:00Z">
+      <w:ins w:id="229" w:author="Raphael Malyankar" w:date="2026-10-18T03:55:00Z" w16du:dateUtc="2026-10-18T10:55:00Z">
         <w:r>
           <w:rPr>
             <w:lang w:val="en-GB"/>
@@ -13052,7 +13115,7 @@
           <w:t>hecks which require external information, e.g., tracking previously issued updates</w:t>
         </w:r>
       </w:ins>
-      <w:ins w:id="234" w:author="Raphael Malyankar" w:date="2026-10-18T03:56:00Z" w16du:dateUtc="2026-10-18T10:56:00Z">
+      <w:ins w:id="230" w:author="Raphael Malyankar" w:date="2026-10-18T03:56:00Z" w16du:dateUtc="2026-10-18T10:56:00Z">
         <w:r>
           <w:rPr>
             <w:lang w:val="en-GB"/>
@@ -13073,11 +13136,11 @@
         </w:tabs>
         <w:spacing w:line="240" w:lineRule="auto"/>
         <w:rPr>
-          <w:ins w:id="235" w:author="Raphael Malyankar" w:date="2026-10-18T03:56:00Z" w16du:dateUtc="2026-10-18T10:56:00Z"/>
-          <w:lang w:val="en-GB"/>
-        </w:rPr>
-      </w:pPr>
-      <w:ins w:id="236" w:author="Raphael Malyankar" w:date="2026-10-18T03:56:00Z" w16du:dateUtc="2026-10-18T10:56:00Z">
+          <w:ins w:id="231" w:author="Raphael Malyankar" w:date="2026-10-18T03:56:00Z" w16du:dateUtc="2026-10-18T10:56:00Z"/>
+          <w:lang w:val="en-GB"/>
+        </w:rPr>
+      </w:pPr>
+      <w:ins w:id="232" w:author="Raphael Malyankar" w:date="2026-10-18T03:56:00Z" w16du:dateUtc="2026-10-18T10:56:00Z">
         <w:r>
           <w:rPr>
             <w:lang w:val="en-GB"/>
@@ -13085,7 +13148,7 @@
           <w:t>C</w:t>
         </w:r>
       </w:ins>
-      <w:ins w:id="237" w:author="Raphael Malyankar" w:date="2026-10-18T03:55:00Z" w16du:dateUtc="2026-10-18T10:55:00Z">
+      <w:ins w:id="233" w:author="Raphael Malyankar" w:date="2026-10-18T03:55:00Z" w16du:dateUtc="2026-10-18T10:55:00Z">
         <w:r>
           <w:rPr>
             <w:lang w:val="en-GB"/>
@@ -13093,7 +13156,7 @@
           <w:t>hecks which require visual inspection or other non-software based means of testing, either in full or part</w:t>
         </w:r>
       </w:ins>
-      <w:ins w:id="238" w:author="Raphael Malyankar" w:date="2026-10-18T03:56:00Z" w16du:dateUtc="2026-10-18T10:56:00Z">
+      <w:ins w:id="234" w:author="Raphael Malyankar" w:date="2026-10-18T03:56:00Z" w16du:dateUtc="2026-10-18T10:56:00Z">
         <w:r>
           <w:rPr>
             <w:lang w:val="en-GB"/>
@@ -13109,11 +13172,11 @@
         </w:tabs>
         <w:spacing w:line="240" w:lineRule="auto"/>
         <w:rPr>
-          <w:ins w:id="239" w:author="Raphael Malyankar" w:date="2026-10-18T04:12:00Z" w16du:dateUtc="2026-10-18T11:12:00Z"/>
-          <w:lang w:val="en-GB"/>
-        </w:rPr>
-      </w:pPr>
-      <w:ins w:id="240" w:author="Raphael Malyankar" w:date="2026-10-18T04:07:00Z" w16du:dateUtc="2026-10-18T11:07:00Z">
+          <w:ins w:id="235" w:author="Raphael Malyankar" w:date="2026-10-18T04:12:00Z" w16du:dateUtc="2026-10-18T11:12:00Z"/>
+          <w:lang w:val="en-GB"/>
+        </w:rPr>
+      </w:pPr>
+      <w:ins w:id="236" w:author="Raphael Malyankar" w:date="2026-10-18T04:07:00Z" w16du:dateUtc="2026-10-18T11:07:00Z">
         <w:r>
           <w:rPr>
             <w:lang w:val="en-GB"/>
@@ -13121,12 +13184,44 @@
           <w:t>Developers of v</w:t>
         </w:r>
       </w:ins>
-      <w:ins w:id="241" w:author="Raphael Malyankar" w:date="2026-10-18T04:02:00Z" w16du:dateUtc="2026-10-18T11:02:00Z">
+      <w:ins w:id="237" w:author="Raphael Malyankar" w:date="2026-10-18T04:02:00Z" w16du:dateUtc="2026-10-18T11:02:00Z">
         <w:r>
           <w:rPr>
             <w:lang w:val="en-GB"/>
           </w:rPr>
           <w:t xml:space="preserve">alidation software </w:t>
+        </w:r>
+      </w:ins>
+      <w:ins w:id="238" w:author="Raphael Malyankar" w:date="2026-10-18T04:07:00Z" w16du:dateUtc="2026-10-18T11:07:00Z">
+        <w:r>
+          <w:rPr>
+            <w:lang w:val="en-GB"/>
+          </w:rPr>
+          <w:t>are</w:t>
+        </w:r>
+      </w:ins>
+      <w:ins w:id="239" w:author="Raphael Malyankar" w:date="2026-10-18T04:03:00Z" w16du:dateUtc="2026-10-18T11:03:00Z">
+        <w:r>
+          <w:rPr>
+            <w:lang w:val="en-GB"/>
+          </w:rPr>
+          <w:t xml:space="preserve"> not required to i</w:t>
+        </w:r>
+      </w:ins>
+      <w:ins w:id="240" w:author="Raphael Malyankar" w:date="2026-10-18T04:04:00Z" w16du:dateUtc="2026-10-18T11:04:00Z">
+        <w:r>
+          <w:rPr>
+            <w:lang w:val="en-GB"/>
+          </w:rPr>
+          <w:t>mplement Collection C check</w:t>
+        </w:r>
+      </w:ins>
+      <w:ins w:id="241" w:author="Raphael Malyankar" w:date="2026-10-18T04:05:00Z" w16du:dateUtc="2026-10-18T11:05:00Z">
+        <w:r>
+          <w:rPr>
+            <w:lang w:val="en-GB"/>
+          </w:rPr>
+          <w:t>s</w:t>
         </w:r>
       </w:ins>
       <w:ins w:id="242" w:author="Raphael Malyankar" w:date="2026-10-18T04:07:00Z" w16du:dateUtc="2026-10-18T11:07:00Z">
@@ -13134,158 +13229,126 @@
           <w:rPr>
             <w:lang w:val="en-GB"/>
           </w:rPr>
+          <w:t xml:space="preserve"> (but may implement a subset at developer discretion)</w:t>
+        </w:r>
+      </w:ins>
+      <w:ins w:id="243" w:author="Raphael Malyankar" w:date="2026-10-18T04:04:00Z" w16du:dateUtc="2026-10-18T11:04:00Z">
+        <w:r>
+          <w:rPr>
+            <w:lang w:val="en-GB"/>
+          </w:rPr>
+          <w:t xml:space="preserve">. If implemented, </w:t>
+        </w:r>
+      </w:ins>
+      <w:ins w:id="244" w:author="Raphael Malyankar" w:date="2026-10-18T04:07:00Z" w16du:dateUtc="2026-10-18T11:07:00Z">
+        <w:r>
+          <w:rPr>
+            <w:lang w:val="en-GB"/>
+          </w:rPr>
+          <w:t>the softw</w:t>
+        </w:r>
+      </w:ins>
+      <w:ins w:id="245" w:author="Raphael Malyankar" w:date="2026-10-18T04:08:00Z" w16du:dateUtc="2026-10-18T11:08:00Z">
+        <w:r>
+          <w:rPr>
+            <w:lang w:val="en-GB"/>
+          </w:rPr>
           <w:t>are</w:t>
         </w:r>
       </w:ins>
-      <w:ins w:id="243" w:author="Raphael Malyankar" w:date="2026-10-18T04:03:00Z" w16du:dateUtc="2026-10-18T11:03:00Z">
+      <w:ins w:id="246" w:author="Raphael Malyankar" w:date="2026-10-18T04:04:00Z" w16du:dateUtc="2026-10-18T11:04:00Z">
         <w:r>
           <w:rPr>
             <w:lang w:val="en-GB"/>
           </w:rPr>
-          <w:t xml:space="preserve"> not required to i</w:t>
+          <w:t xml:space="preserve"> </w:t>
         </w:r>
       </w:ins>
-      <w:ins w:id="244" w:author="Raphael Malyankar" w:date="2026-10-18T04:04:00Z" w16du:dateUtc="2026-10-18T11:04:00Z">
+      <w:ins w:id="247" w:author="Raphael Malyankar" w:date="2026-10-18T04:02:00Z" w16du:dateUtc="2026-10-18T11:02:00Z">
         <w:r>
           <w:rPr>
             <w:lang w:val="en-GB"/>
           </w:rPr>
-          <w:t>mplement Collection C check</w:t>
+          <w:t>may</w:t>
         </w:r>
       </w:ins>
-      <w:ins w:id="245" w:author="Raphael Malyankar" w:date="2026-10-18T04:05:00Z" w16du:dateUtc="2026-10-18T11:05:00Z">
+      <w:ins w:id="248" w:author="Raphael Malyankar" w:date="2026-10-18T04:03:00Z" w16du:dateUtc="2026-10-18T11:03:00Z">
         <w:r>
           <w:rPr>
             <w:lang w:val="en-GB"/>
           </w:rPr>
-          <w:t>s</w:t>
+          <w:t xml:space="preserve"> implement all, part, or none of a</w:t>
         </w:r>
       </w:ins>
-      <w:ins w:id="246" w:author="Raphael Malyankar" w:date="2026-10-18T04:07:00Z" w16du:dateUtc="2026-10-18T11:07:00Z">
+      <w:ins w:id="249" w:author="Raphael Malyankar" w:date="2026-10-18T04:04:00Z" w16du:dateUtc="2026-10-18T11:04:00Z">
         <w:r>
           <w:rPr>
             <w:lang w:val="en-GB"/>
           </w:rPr>
-          <w:t xml:space="preserve"> (but may implement a subset at developer discretion)</w:t>
+          <w:t xml:space="preserve"> particular check</w:t>
         </w:r>
       </w:ins>
-      <w:ins w:id="247" w:author="Raphael Malyankar" w:date="2026-10-18T04:04:00Z" w16du:dateUtc="2026-10-18T11:04:00Z">
+      <w:ins w:id="250" w:author="Raphael Malyankar" w:date="2026-10-18T04:08:00Z" w16du:dateUtc="2026-10-18T11:08:00Z">
         <w:r>
           <w:rPr>
             <w:lang w:val="en-GB"/>
           </w:rPr>
-          <w:t xml:space="preserve">. If implemented, </w:t>
+          <w:t>, and may use heuristic or approximate methods which produce tentative results</w:t>
         </w:r>
       </w:ins>
-      <w:ins w:id="248" w:author="Raphael Malyankar" w:date="2026-10-18T04:07:00Z" w16du:dateUtc="2026-10-18T11:07:00Z">
+      <w:ins w:id="251" w:author="Raphael Malyankar" w:date="2026-10-18T04:10:00Z" w16du:dateUtc="2026-10-18T11:10:00Z">
         <w:r>
           <w:rPr>
             <w:lang w:val="en-GB"/>
           </w:rPr>
-          <w:t>the softw</w:t>
+          <w:t xml:space="preserve"> for any particular check</w:t>
         </w:r>
       </w:ins>
-      <w:ins w:id="249" w:author="Raphael Malyankar" w:date="2026-10-18T04:08:00Z" w16du:dateUtc="2026-10-18T11:08:00Z">
+      <w:ins w:id="252" w:author="Raphael Malyankar" w:date="2026-10-18T04:08:00Z" w16du:dateUtc="2026-10-18T11:08:00Z">
         <w:r>
           <w:rPr>
             <w:lang w:val="en-GB"/>
           </w:rPr>
-          <w:t>are</w:t>
+          <w:t xml:space="preserve">; if </w:t>
         </w:r>
       </w:ins>
-      <w:ins w:id="250" w:author="Raphael Malyankar" w:date="2026-10-18T04:04:00Z" w16du:dateUtc="2026-10-18T11:04:00Z">
+      <w:ins w:id="253" w:author="Raphael Malyankar" w:date="2026-10-18T04:09:00Z" w16du:dateUtc="2026-10-18T11:09:00Z">
         <w:r>
           <w:rPr>
             <w:lang w:val="en-GB"/>
           </w:rPr>
-          <w:t xml:space="preserve"> </w:t>
+          <w:t xml:space="preserve">this </w:t>
+        </w:r>
+        <w:r>
+          <w:rPr>
+            <w:lang w:val="en-GB"/>
+          </w:rPr>
+          <w:t xml:space="preserve">is </w:t>
+        </w:r>
+        <w:r>
+          <w:rPr>
+            <w:lang w:val="en-GB"/>
+          </w:rPr>
+          <w:t>done, the validation report must indicate that the result</w:t>
         </w:r>
       </w:ins>
-      <w:ins w:id="251" w:author="Raphael Malyankar" w:date="2026-10-18T04:02:00Z" w16du:dateUtc="2026-10-18T11:02:00Z">
+      <w:ins w:id="254" w:author="Raphael Malyankar" w:date="2026-10-18T04:10:00Z" w16du:dateUtc="2026-10-18T11:10:00Z">
         <w:r>
           <w:rPr>
             <w:lang w:val="en-GB"/>
           </w:rPr>
-          <w:t>may</w:t>
+          <w:t xml:space="preserve"> for that check</w:t>
         </w:r>
       </w:ins>
-      <w:ins w:id="252" w:author="Raphael Malyankar" w:date="2026-10-18T04:03:00Z" w16du:dateUtc="2026-10-18T11:03:00Z">
+      <w:ins w:id="255" w:author="Raphael Malyankar" w:date="2026-10-18T04:09:00Z" w16du:dateUtc="2026-10-18T11:09:00Z">
         <w:r>
           <w:rPr>
             <w:lang w:val="en-GB"/>
           </w:rPr>
-          <w:t xml:space="preserve"> implement all, part, or none of a</w:t>
-        </w:r>
-      </w:ins>
-      <w:ins w:id="253" w:author="Raphael Malyankar" w:date="2026-10-18T04:04:00Z" w16du:dateUtc="2026-10-18T11:04:00Z">
-        <w:r>
-          <w:rPr>
-            <w:lang w:val="en-GB"/>
-          </w:rPr>
-          <w:t xml:space="preserve"> particular check</w:t>
-        </w:r>
-      </w:ins>
-      <w:ins w:id="254" w:author="Raphael Malyankar" w:date="2026-10-18T04:08:00Z" w16du:dateUtc="2026-10-18T11:08:00Z">
-        <w:r>
-          <w:rPr>
-            <w:lang w:val="en-GB"/>
-          </w:rPr>
-          <w:t>, and may use heuristic or approximate methods which produce tentative results</w:t>
-        </w:r>
-      </w:ins>
-      <w:ins w:id="255" w:author="Raphael Malyankar" w:date="2026-10-18T04:10:00Z" w16du:dateUtc="2026-10-18T11:10:00Z">
-        <w:r>
-          <w:rPr>
-            <w:lang w:val="en-GB"/>
-          </w:rPr>
-          <w:t xml:space="preserve"> for any particular check</w:t>
+          <w:t xml:space="preserve"> is tentative</w:t>
         </w:r>
       </w:ins>
       <w:ins w:id="256" w:author="Raphael Malyankar" w:date="2026-10-18T04:08:00Z" w16du:dateUtc="2026-10-18T11:08:00Z">
-        <w:r>
-          <w:rPr>
-            <w:lang w:val="en-GB"/>
-          </w:rPr>
-          <w:t xml:space="preserve">; if </w:t>
-        </w:r>
-      </w:ins>
-      <w:ins w:id="257" w:author="Raphael Malyankar" w:date="2026-10-18T04:09:00Z" w16du:dateUtc="2026-10-18T11:09:00Z">
-        <w:r>
-          <w:rPr>
-            <w:lang w:val="en-GB"/>
-          </w:rPr>
-          <w:t xml:space="preserve">this </w:t>
-        </w:r>
-        <w:r>
-          <w:rPr>
-            <w:lang w:val="en-GB"/>
-          </w:rPr>
-          <w:t xml:space="preserve">is </w:t>
-        </w:r>
-        <w:r>
-          <w:rPr>
-            <w:lang w:val="en-GB"/>
-          </w:rPr>
-          <w:t>done, the validation report must indicate that the result</w:t>
-        </w:r>
-      </w:ins>
-      <w:ins w:id="258" w:author="Raphael Malyankar" w:date="2026-10-18T04:10:00Z" w16du:dateUtc="2026-10-18T11:10:00Z">
-        <w:r>
-          <w:rPr>
-            <w:lang w:val="en-GB"/>
-          </w:rPr>
-          <w:t xml:space="preserve"> for that check</w:t>
-        </w:r>
-      </w:ins>
-      <w:ins w:id="259" w:author="Raphael Malyankar" w:date="2026-10-18T04:09:00Z" w16du:dateUtc="2026-10-18T11:09:00Z">
-        <w:r>
-          <w:rPr>
-            <w:lang w:val="en-GB"/>
-          </w:rPr>
-          <w:t xml:space="preserve"> is tentative</w:t>
-        </w:r>
-      </w:ins>
-      <w:ins w:id="260" w:author="Raphael Malyankar" w:date="2026-10-18T04:08:00Z" w16du:dateUtc="2026-10-18T11:08:00Z">
         <w:r>
           <w:rPr>
             <w:lang w:val="en-GB"/>
@@ -13304,7 +13367,7 @@
           <w:lang w:val="en-GB"/>
         </w:rPr>
       </w:pPr>
-      <w:ins w:id="261" w:author="Raphael Malyankar" w:date="2026-10-18T04:12:00Z" w16du:dateUtc="2026-10-18T11:12:00Z">
+      <w:ins w:id="257" w:author="Raphael Malyankar" w:date="2026-10-18T04:12:00Z" w16du:dateUtc="2026-10-18T11:12:00Z">
         <w:r>
           <w:rPr>
             <w:lang w:val="en-GB"/>
@@ -13312,7 +13375,7 @@
           <w:t>The S-100 Working Group also maintains a</w:t>
         </w:r>
       </w:ins>
-      <w:ins w:id="262" w:author="Raphael Malyankar" w:date="2026-10-18T04:15:00Z" w16du:dateUtc="2026-10-18T11:15:00Z">
+      <w:ins w:id="258" w:author="Raphael Malyankar" w:date="2026-10-18T04:15:00Z" w16du:dateUtc="2026-10-18T11:15:00Z">
         <w:r>
           <w:rPr>
             <w:lang w:val="en-GB"/>
@@ -13320,7 +13383,7 @@
           <w:t>n informal</w:t>
         </w:r>
       </w:ins>
-      <w:ins w:id="263" w:author="Raphael Malyankar" w:date="2026-10-18T04:12:00Z" w16du:dateUtc="2026-10-18T11:12:00Z">
+      <w:ins w:id="259" w:author="Raphael Malyankar" w:date="2026-10-18T04:12:00Z" w16du:dateUtc="2026-10-18T11:12:00Z">
         <w:r>
           <w:rPr>
             <w:lang w:val="en-GB"/>
@@ -13328,7 +13391,7 @@
           <w:t xml:space="preserve"> list of </w:t>
         </w:r>
       </w:ins>
-      <w:ins w:id="264" w:author="Raphael Malyankar" w:date="2026-10-18T04:13:00Z" w16du:dateUtc="2026-10-18T11:13:00Z">
+      <w:ins w:id="260" w:author="Raphael Malyankar" w:date="2026-10-18T04:13:00Z" w16du:dateUtc="2026-10-18T11:13:00Z">
         <w:r>
           <w:rPr>
             <w:lang w:val="en-GB"/>
@@ -13342,7 +13405,7 @@
           <w:t xml:space="preserve">. This list is intended </w:t>
         </w:r>
       </w:ins>
-      <w:ins w:id="265" w:author="Raphael Malyankar" w:date="2026-10-18T04:15:00Z" w16du:dateUtc="2026-10-18T11:15:00Z">
+      <w:ins w:id="261" w:author="Raphael Malyankar" w:date="2026-10-18T04:15:00Z" w16du:dateUtc="2026-10-18T11:15:00Z">
         <w:r>
           <w:rPr>
             <w:lang w:val="en-GB"/>
@@ -13350,7 +13413,7 @@
           <w:t>to help</w:t>
         </w:r>
       </w:ins>
-      <w:ins w:id="266" w:author="Raphael Malyankar" w:date="2026-10-18T04:13:00Z" w16du:dateUtc="2026-10-18T11:13:00Z">
+      <w:ins w:id="262" w:author="Raphael Malyankar" w:date="2026-10-18T04:13:00Z" w16du:dateUtc="2026-10-18T11:13:00Z">
         <w:r>
           <w:rPr>
             <w:lang w:val="en-GB"/>
@@ -13358,7 +13421,7 @@
           <w:t xml:space="preserve"> developers of S-158:1xx checks</w:t>
         </w:r>
       </w:ins>
-      <w:ins w:id="267" w:author="Raphael Malyankar" w:date="2026-10-18T04:15:00Z" w16du:dateUtc="2026-10-18T11:15:00Z">
+      <w:ins w:id="263" w:author="Raphael Malyankar" w:date="2026-10-18T04:15:00Z" w16du:dateUtc="2026-10-18T11:15:00Z">
         <w:r>
           <w:rPr>
             <w:lang w:val="en-GB"/>
@@ -13366,7 +13429,7 @@
           <w:t xml:space="preserve"> harmonize such product-specific</w:t>
         </w:r>
       </w:ins>
-      <w:ins w:id="268" w:author="Raphael Malyankar" w:date="2026-10-18T04:16:00Z" w16du:dateUtc="2026-10-18T11:16:00Z">
+      <w:ins w:id="264" w:author="Raphael Malyankar" w:date="2026-10-18T04:16:00Z" w16du:dateUtc="2026-10-18T11:16:00Z">
         <w:r>
           <w:rPr>
             <w:lang w:val="en-GB"/>
@@ -13374,7 +13437,7 @@
           <w:t xml:space="preserve"> checks</w:t>
         </w:r>
       </w:ins>
-      <w:ins w:id="269" w:author="Raphael Malyankar" w:date="2026-10-18T04:14:00Z" w16du:dateUtc="2026-10-18T11:14:00Z">
+      <w:ins w:id="265" w:author="Raphael Malyankar" w:date="2026-10-18T04:14:00Z" w16du:dateUtc="2026-10-18T11:14:00Z">
         <w:r>
           <w:rPr>
             <w:lang w:val="en-GB"/>
@@ -13382,7 +13445,7 @@
           <w:t>. Th</w:t>
         </w:r>
       </w:ins>
-      <w:ins w:id="270" w:author="Raphael Malyankar" w:date="2026-10-18T04:16:00Z" w16du:dateUtc="2026-10-18T11:16:00Z">
+      <w:ins w:id="266" w:author="Raphael Malyankar" w:date="2026-10-18T04:16:00Z" w16du:dateUtc="2026-10-18T11:16:00Z">
         <w:r>
           <w:rPr>
             <w:lang w:val="en-GB"/>
@@ -13390,7 +13453,7 @@
           <w:t>e</w:t>
         </w:r>
       </w:ins>
-      <w:ins w:id="271" w:author="Raphael Malyankar" w:date="2026-10-18T04:14:00Z" w16du:dateUtc="2026-10-18T11:14:00Z">
+      <w:ins w:id="267" w:author="Raphael Malyankar" w:date="2026-10-18T04:14:00Z" w16du:dateUtc="2026-10-18T11:14:00Z">
         <w:r>
           <w:rPr>
             <w:lang w:val="en-GB"/>
@@ -13411,7 +13474,7 @@
           <w:t xml:space="preserve"> part of S-158:100 and </w:t>
         </w:r>
       </w:ins>
-      <w:ins w:id="272" w:author="Raphael Malyankar" w:date="2026-10-18T04:15:00Z" w16du:dateUtc="2026-10-18T11:15:00Z">
+      <w:ins w:id="268" w:author="Raphael Malyankar" w:date="2026-10-18T04:15:00Z" w16du:dateUtc="2026-10-18T11:15:00Z">
         <w:r>
           <w:rPr>
             <w:lang w:val="en-GB"/>
@@ -13419,7 +13482,7 @@
           <w:t>will be</w:t>
         </w:r>
       </w:ins>
-      <w:ins w:id="273" w:author="Raphael Malyankar" w:date="2026-10-18T04:16:00Z" w16du:dateUtc="2026-10-18T11:16:00Z">
+      <w:ins w:id="269" w:author="Raphael Malyankar" w:date="2026-10-18T04:16:00Z" w16du:dateUtc="2026-10-18T11:16:00Z">
         <w:r>
           <w:rPr>
             <w:lang w:val="en-GB"/>
@@ -13435,7 +13498,7 @@
           <w:lang w:val="en-GB"/>
         </w:rPr>
       </w:pPr>
-      <w:bookmarkStart w:id="274" w:name="_Toc191317458"/>
+      <w:bookmarkStart w:id="270" w:name="_Toc191317458"/>
       <w:r>
         <w:rPr>
           <w:lang w:val="en-GB"/>
@@ -13454,7 +13517,7 @@
         </w:rPr>
         <w:t>Sequence</w:t>
       </w:r>
-      <w:bookmarkEnd w:id="274"/>
+      <w:bookmarkEnd w:id="270"/>
     </w:p>
     <w:p>
       <w:pPr>
@@ -13463,14 +13526,14 @@
           <w:lang w:val="en-GB"/>
         </w:rPr>
       </w:pPr>
-      <w:bookmarkStart w:id="275" w:name="_Toc191317459"/>
+      <w:bookmarkStart w:id="271" w:name="_Toc191317459"/>
       <w:r>
         <w:rPr>
           <w:lang w:val="en-GB"/>
         </w:rPr>
         <w:t>Applicable subset</w:t>
       </w:r>
-      <w:bookmarkEnd w:id="275"/>
+      <w:bookmarkEnd w:id="271"/>
     </w:p>
     <w:p>
       <w:pPr>
@@ -13516,14 +13579,14 @@
           <w:lang w:val="en-GB"/>
         </w:rPr>
       </w:pPr>
-      <w:bookmarkStart w:id="276" w:name="_Toc191317460"/>
+      <w:bookmarkStart w:id="272" w:name="_Toc191317460"/>
       <w:r>
         <w:rPr>
           <w:lang w:val="en-GB"/>
         </w:rPr>
         <w:t>Application sequence</w:t>
       </w:r>
-      <w:bookmarkEnd w:id="276"/>
+      <w:bookmarkEnd w:id="272"/>
     </w:p>
     <w:p>
       <w:pPr>
@@ -14589,7 +14652,7 @@
               </w:rPr>
               <w:t>S-128 datasets.</w:t>
             </w:r>
-            <w:del w:id="277" w:author="Raphael Malyankar" w:date="2026-08-15T21:50:00Z" w16du:dateUtc="2026-08-16T04:50:00Z">
+            <w:del w:id="273" w:author="Raphael Malyankar" w:date="2026-08-15T21:50:00Z" w16du:dateUtc="2026-08-16T04:50:00Z">
               <w:r>
                 <w:rPr>
                   <w:lang w:val="en-GB"/>
@@ -14619,11 +14682,11 @@
         </w:tabs>
         <w:spacing w:after="120" w:line="240" w:lineRule="auto"/>
         <w:rPr>
-          <w:del w:id="278" w:author="Raphael Malyankar" w:date="2026-08-15T21:45:00Z" w16du:dateUtc="2026-08-16T04:45:00Z"/>
-          <w:lang w:val="en-GB"/>
-        </w:rPr>
-      </w:pPr>
-      <w:del w:id="279" w:author="Raphael Malyankar" w:date="2026-08-15T21:45:00Z" w16du:dateUtc="2026-08-16T04:45:00Z">
+          <w:del w:id="274" w:author="Raphael Malyankar" w:date="2026-08-15T21:45:00Z" w16du:dateUtc="2026-08-16T04:45:00Z"/>
+          <w:lang w:val="en-GB"/>
+        </w:rPr>
+      </w:pPr>
+      <w:del w:id="275" w:author="Raphael Malyankar" w:date="2026-08-15T21:45:00Z" w16du:dateUtc="2026-08-16T04:45:00Z">
         <w:r>
           <w:rPr>
             <w:lang w:val="en-GB"/>
@@ -14639,14 +14702,14 @@
           <w:lang w:val="en-GB"/>
         </w:rPr>
       </w:pPr>
-      <w:bookmarkStart w:id="280" w:name="_Toc191317461"/>
+      <w:bookmarkStart w:id="276" w:name="_Toc191317461"/>
       <w:r>
         <w:rPr>
           <w:lang w:val="en-GB"/>
         </w:rPr>
         <w:t>Check messages</w:t>
       </w:r>
-      <w:bookmarkEnd w:id="280"/>
+      <w:bookmarkEnd w:id="276"/>
     </w:p>
     <w:p>
       <w:pPr>
@@ -14672,16 +14735,16 @@
           <w:lang w:val="en-GB"/>
         </w:rPr>
       </w:pPr>
-      <w:bookmarkStart w:id="281" w:name="_Ref172572049"/>
-      <w:bookmarkStart w:id="282" w:name="_Toc191317462"/>
+      <w:bookmarkStart w:id="277" w:name="_Ref172572049"/>
+      <w:bookmarkStart w:id="278" w:name="_Toc191317462"/>
       <w:r>
         <w:rPr>
           <w:lang w:val="en-GB"/>
         </w:rPr>
         <w:t>Check Classification</w:t>
       </w:r>
-      <w:bookmarkEnd w:id="281"/>
-      <w:bookmarkEnd w:id="282"/>
+      <w:bookmarkEnd w:id="277"/>
+      <w:bookmarkEnd w:id="278"/>
     </w:p>
     <w:p>
       <w:pPr>
@@ -14690,6 +14753,7 @@
         </w:tabs>
         <w:spacing w:after="120" w:line="240" w:lineRule="auto"/>
         <w:rPr>
+          <w:ins w:id="279" w:author="Raphael Malyankar" w:date="2026-10-19T05:10:00Z" w16du:dateUtc="2026-10-19T12:10:00Z"/>
           <w:lang w:val="en-GB"/>
         </w:rPr>
       </w:pPr>
@@ -14708,84 +14772,142 @@
     </w:p>
     <w:p>
       <w:pPr>
-        <w:pStyle w:val="Heading1"/>
-        <w:rPr>
-          <w:lang w:val="en-GB"/>
-        </w:rPr>
-      </w:pPr>
-      <w:bookmarkStart w:id="283" w:name="_Ref172575919"/>
-      <w:bookmarkStart w:id="284" w:name="_Toc191317463"/>
-      <w:r>
-        <w:rPr>
-          <w:lang w:val="en-GB"/>
-        </w:rPr>
-        <w:t>Geometry and Spatial Operators</w:t>
-      </w:r>
-      <w:bookmarkEnd w:id="283"/>
-      <w:bookmarkEnd w:id="284"/>
+        <w:tabs>
+          <w:tab w:val="left" w:pos="1701"/>
+        </w:tabs>
+        <w:spacing w:after="120" w:line="240" w:lineRule="auto"/>
+        <w:rPr>
+          <w:lang w:val="en-GB"/>
+        </w:rPr>
+      </w:pPr>
+      <w:ins w:id="280" w:author="Raphael Malyankar" w:date="2026-10-19T05:10:00Z" w16du:dateUtc="2026-10-19T12:10:00Z">
+        <w:r>
+          <w:rPr>
+            <w:lang w:val="en-GB"/>
+          </w:rPr>
+          <w:t>S-158:1xx specifications ma</w:t>
+        </w:r>
+      </w:ins>
+      <w:ins w:id="281" w:author="Raphael Malyankar" w:date="2026-10-19T05:11:00Z" w16du:dateUtc="2026-10-19T12:11:00Z">
+        <w:r>
+          <w:rPr>
+            <w:lang w:val="en-GB"/>
+          </w:rPr>
+          <w:t>y increase</w:t>
+        </w:r>
+      </w:ins>
+      <w:ins w:id="282" w:author="Raphael Malyankar" w:date="2026-10-19T05:13:00Z" w16du:dateUtc="2026-10-19T12:13:00Z">
+        <w:r>
+          <w:rPr>
+            <w:lang w:val="en-GB"/>
+          </w:rPr>
+          <w:t>, but not decrease,</w:t>
+        </w:r>
+      </w:ins>
+      <w:ins w:id="283" w:author="Raphael Malyankar" w:date="2026-10-19T05:12:00Z" w16du:dateUtc="2026-10-19T12:12:00Z">
+        <w:r>
+          <w:rPr>
+            <w:lang w:val="en-GB"/>
+          </w:rPr>
+          <w:t xml:space="preserve"> the severity level classification of a check by repeating the check in their own lists with the increased severity level</w:t>
+        </w:r>
+      </w:ins>
+      <w:ins w:id="284" w:author="Raphael Malyankar" w:date="2026-10-19T05:13:00Z" w16du:dateUtc="2026-10-19T12:13:00Z">
+        <w:r>
+          <w:rPr>
+            <w:lang w:val="en-GB"/>
+          </w:rPr>
+          <w:t>.</w:t>
+        </w:r>
+      </w:ins>
     </w:p>
     <w:p>
       <w:pPr>
-        <w:pStyle w:val="Heading2"/>
-        <w:rPr>
-          <w:lang w:val="en-GB"/>
-        </w:rPr>
-      </w:pPr>
-      <w:bookmarkStart w:id="285" w:name="_Toc191317464"/>
-      <w:r>
-        <w:rPr>
-          <w:lang w:val="en-GB"/>
-        </w:rPr>
-        <w:t>Operators</w:t>
+        <w:pStyle w:val="Heading1"/>
+        <w:rPr>
+          <w:lang w:val="en-GB"/>
+        </w:rPr>
+      </w:pPr>
+      <w:bookmarkStart w:id="285" w:name="_Ref172575919"/>
+      <w:bookmarkStart w:id="286" w:name="_Toc191317463"/>
+      <w:r>
+        <w:rPr>
+          <w:lang w:val="en-GB"/>
+        </w:rPr>
+        <w:t>Geometry and Spatial Operators</w:t>
       </w:r>
       <w:bookmarkEnd w:id="285"/>
-    </w:p>
-    <w:p>
-      <w:pPr>
-        <w:rPr>
-          <w:lang w:val="en-GB"/>
-        </w:rPr>
-      </w:pPr>
-      <w:r>
-        <w:rPr>
-          <w:lang w:val="en-GB"/>
-        </w:rPr>
-        <w:t>Geometry and spatial operators conform to the operators for vector products described in S-158</w:t>
-      </w:r>
-      <w:r>
-        <w:rPr>
-          <w:lang w:val="en-GB"/>
-        </w:rPr>
-        <w:t>.</w:t>
-      </w:r>
-    </w:p>
-    <w:p>
-      <w:pPr>
-        <w:pStyle w:val="Heading2"/>
-        <w:rPr>
-          <w:lang w:val="en-GB"/>
-        </w:rPr>
-      </w:pPr>
-      <w:bookmarkStart w:id="286" w:name="_Toc191317465"/>
-      <w:r>
-        <w:rPr>
-          <w:lang w:val="en-GB"/>
-        </w:rPr>
-        <w:t>Tolerances</w:t>
-      </w:r>
       <w:bookmarkEnd w:id="286"/>
     </w:p>
     <w:p>
       <w:pPr>
-        <w:rPr>
-          <w:lang w:val="en-GB"/>
-        </w:rPr>
-      </w:pPr>
-      <w:r>
-        <w:rPr>
-          <w:lang w:val="en-GB"/>
-        </w:rPr>
-        <w:t>If comparisons of spatial coordinates are necessary, a tolerance factor must be applied. The default tolerances for the S-100 generic tests are described below. To ensure that all tests for a given data product</w:t>
+        <w:pStyle w:val="Heading2"/>
+        <w:rPr>
+          <w:lang w:val="en-GB"/>
+        </w:rPr>
+      </w:pPr>
+      <w:bookmarkStart w:id="287" w:name="_Toc191317464"/>
+      <w:r>
+        <w:rPr>
+          <w:lang w:val="en-GB"/>
+        </w:rPr>
+        <w:t>Operators</w:t>
+      </w:r>
+      <w:bookmarkEnd w:id="287"/>
+    </w:p>
+    <w:p>
+      <w:pPr>
+        <w:rPr>
+          <w:lang w:val="en-GB"/>
+        </w:rPr>
+      </w:pPr>
+      <w:r>
+        <w:rPr>
+          <w:lang w:val="en-GB"/>
+        </w:rPr>
+        <w:t>Geometry and spatial operators conform to the operators for vector products described in S-158</w:t>
+      </w:r>
+      <w:r>
+        <w:rPr>
+          <w:lang w:val="en-GB"/>
+        </w:rPr>
+        <w:t>.</w:t>
+      </w:r>
+    </w:p>
+    <w:p>
+      <w:pPr>
+        <w:pStyle w:val="Heading2"/>
+        <w:rPr>
+          <w:lang w:val="en-GB"/>
+        </w:rPr>
+      </w:pPr>
+      <w:bookmarkStart w:id="288" w:name="_Toc191317465"/>
+      <w:r>
+        <w:rPr>
+          <w:lang w:val="en-GB"/>
+        </w:rPr>
+        <w:t>Tolerances</w:t>
+      </w:r>
+      <w:bookmarkEnd w:id="288"/>
+    </w:p>
+    <w:p>
+      <w:pPr>
+        <w:rPr>
+          <w:lang w:val="en-GB"/>
+        </w:rPr>
+      </w:pPr>
+      <w:r>
+        <w:rPr>
+          <w:lang w:val="en-GB"/>
+        </w:rPr>
+        <w:t xml:space="preserve">If comparisons of spatial coordinates are necessary, a tolerance factor must be applied. The default tolerances for the S-100 generic tests are described below. To ensure that all tests for a given data </w:t>
+      </w:r>
+      <w:r>
+        <w:rPr>
+          <w:lang w:val="en-GB"/>
+        </w:rPr>
+        <w:lastRenderedPageBreak/>
+        <w:t>product</w:t>
       </w:r>
       <w:r>
         <w:rPr>
@@ -14831,7 +14953,6 @@
         <w:rPr>
           <w:lang w:val="en-GB"/>
         </w:rPr>
-        <w:lastRenderedPageBreak/>
         <w:t xml:space="preserve">For </w:t>
       </w:r>
       <w:r>
@@ -15103,16 +15224,16 @@
           <w:lang w:val="en-GB"/>
         </w:rPr>
       </w:pPr>
-      <w:bookmarkStart w:id="287" w:name="_Ref183904858"/>
-      <w:bookmarkStart w:id="288" w:name="_Toc191317466"/>
+      <w:bookmarkStart w:id="289" w:name="_Ref183904858"/>
+      <w:bookmarkStart w:id="290" w:name="_Toc191317466"/>
       <w:r>
         <w:rPr>
           <w:lang w:val="en-GB"/>
         </w:rPr>
         <w:t>Other Components of this Specification</w:t>
       </w:r>
-      <w:bookmarkEnd w:id="287"/>
-      <w:bookmarkEnd w:id="288"/>
+      <w:bookmarkEnd w:id="289"/>
+      <w:bookmarkEnd w:id="290"/>
     </w:p>
     <w:p>
       <w:pPr>
@@ -15135,7 +15256,7 @@
           <w:numId w:val="108"/>
         </w:numPr>
         <w:rPr>
-          <w:del w:id="289" w:author="Raphael Malyankar" w:date="2026-08-15T21:50:00Z" w16du:dateUtc="2026-08-16T04:50:00Z"/>
+          <w:del w:id="291" w:author="Raphael Malyankar" w:date="2026-08-15T21:50:00Z" w16du:dateUtc="2026-08-16T04:50:00Z"/>
           <w:lang w:val="en-GB"/>
         </w:rPr>
       </w:pPr>
@@ -15163,7 +15284,7 @@
         </w:rPr>
         <w:t>S-158_100_</w:t>
       </w:r>
-      <w:ins w:id="290" w:author="Raphael Malyankar" w:date="2026-08-15T21:46:00Z" w16du:dateUtc="2026-08-16T04:46:00Z">
+      <w:ins w:id="292" w:author="Raphael Malyankar" w:date="2026-08-15T21:46:00Z" w16du:dateUtc="2026-08-16T04:46:00Z">
         <w:r>
           <w:rPr>
             <w:lang w:val="en-GB"/>
@@ -15171,7 +15292,7 @@
           <w:t>2</w:t>
         </w:r>
       </w:ins>
-      <w:del w:id="291" w:author="Raphael Malyankar" w:date="2026-08-15T21:46:00Z" w16du:dateUtc="2026-08-16T04:46:00Z">
+      <w:del w:id="293" w:author="Raphael Malyankar" w:date="2026-08-15T21:46:00Z" w16du:dateUtc="2026-08-16T04:46:00Z">
         <w:r>
           <w:rPr>
             <w:lang w:val="en-GB"/>
@@ -15224,10 +15345,10 @@
           <w:numId w:val="108"/>
         </w:numPr>
         <w:rPr>
-          <w:del w:id="292" w:author="Raphael Malyankar" w:date="2026-08-15T21:50:00Z" w16du:dateUtc="2026-08-16T04:50:00Z"/>
-          <w:lang w:val="en-GB"/>
-        </w:rPr>
-        <w:pPrChange w:id="293" w:author="Raphael Malyankar" w:date="2026-08-15T21:50:00Z" w16du:dateUtc="2026-08-16T04:50:00Z">
+          <w:del w:id="294" w:author="Raphael Malyankar" w:date="2026-08-15T21:50:00Z" w16du:dateUtc="2026-08-16T04:50:00Z"/>
+          <w:lang w:val="en-GB"/>
+        </w:rPr>
+        <w:pPrChange w:id="295" w:author="Raphael Malyankar" w:date="2026-08-15T21:50:00Z" w16du:dateUtc="2026-08-16T04:50:00Z">
           <w:pPr/>
         </w:pPrChange>
       </w:pPr>
@@ -15242,7 +15363,7 @@
         <w:rPr>
           <w:lang w:val="en-GB"/>
         </w:rPr>
-        <w:pPrChange w:id="294" w:author="Raphael Malyankar" w:date="2026-08-15T21:50:00Z" w16du:dateUtc="2026-08-16T04:50:00Z">
+        <w:pPrChange w:id="296" w:author="Raphael Malyankar" w:date="2026-08-15T21:50:00Z" w16du:dateUtc="2026-08-16T04:50:00Z">
           <w:pPr/>
         </w:pPrChange>
       </w:pPr>
@@ -15264,7 +15385,7 @@
 
 <file path=word/comments.xml><?xml version="1.0" encoding="utf-8"?>
 <w:comments xmlns:wpc="http://schemas.microsoft.com/office/word/2010/wordprocessingCanvas" xmlns:cx="http://schemas.microsoft.com/office/drawing/2014/chartex" xmlns:cx1="http://schemas.microsoft.com/office/drawing/2015/9/8/chartex" xmlns:cx2="http://schemas.microsoft.com/office/drawing/2015/10/21/chartex" xmlns:cx3="http://schemas.microsoft.com/office/drawing/2016/5/9/chartex" xmlns:cx4="http://schemas.microsoft.com/office/drawing/2016/5/10/chartex" xmlns:cx5="http://schemas.microsoft.com/office/drawing/2016/5/11/chartex" xmlns:cx6="http://schemas.microsoft.com/office/drawing/2016/5/12/chartex" xmlns:cx7="http://schemas.microsoft.com/office/drawing/2016/5/13/chartex" xmlns:cx8="http://schemas.microsoft.com/office/drawing/2016/5/14/chartex" xmlns:mc="http://schemas.openxmlformats.org/markup-compatibility/2006" xmlns:aink="http://schemas.microsoft.com/office/drawing/2016/ink" xmlns:am3d="http://schemas.microsoft.com/office/drawing/2017/model3d" xmlns:o="urn:schemas-microsoft-com:office:office" xmlns:oel="http://schemas.microsoft.com/office/2019/extlst" xmlns:r="http://schemas.openxmlformats.org/officeDocument/2006/relationships" xmlns:m="http://schemas.openxmlformats.org/officeDocument/2006/math" xmlns:v="urn:schemas-microsoft-com:vml" xmlns:wp14="http://schemas.microsoft.com/office/word/2010/wordprocessingDrawing" xmlns:wp="http://schemas.openxmlformats.org/drawingml/2006/wordprocessingDrawing" xmlns:w10="urn:schemas-microsoft-com:office:word" xmlns:w="http://schemas.openxmlformats.org/wordprocessingml/2006/main" xmlns:w14="http://schemas.microsoft.com/office/word/2010/wordml" xmlns:w15="http://schemas.microsoft.com/office/word/2012/wordml" xmlns:w16cex="http://schemas.microsoft.com/office/word/2018/wordml/cex" xmlns:w16cid="http://schemas.microsoft.com/office/word/2016/wordml/cid" xmlns:w16="http://schemas.microsoft.com/office/word/2018/wordml" xmlns:w16du="http://schemas.microsoft.com/office/word/2023/wordml/word16du" xmlns:w16sdtdh="http://schemas.microsoft.com/office/word/2020/wordml/sdtdatahash" xmlns:w16sdtfl="http://schemas.microsoft.com/office/word/2024/wordml/sdtformatlock" xmlns:w16se="http://schemas.microsoft.com/office/word/2015/wordml/symex" xmlns:wpg="http://schemas.microsoft.com/office/word/2010/wordprocessingGroup" xmlns:wpi="http://schemas.microsoft.com/office/word/2010/wordprocessingInk" xmlns:wne="http://schemas.microsoft.com/office/word/2006/wordml" xmlns:wps="http://schemas.microsoft.com/office/word/2010/wordprocessingShape" mc:Ignorable="w14 w15 w16se w16cid w16 w16cex w16sdtdh w16sdtfl w16du wp14">
-  <w:comment w:id="194" w:author="Raphael Malyankar" w:date="2026-08-15T21:38:00Z" w:initials="rmm">
+  <w:comment w:id="190" w:author="Raphael Malyankar" w:date="2026-08-15T21:38:00Z" w:initials="rmm">
     <w:p>
       <w:pPr>
         <w:pStyle w:val="CommentText"/>
@@ -15280,7 +15401,7 @@
       </w:r>
     </w:p>
   </w:comment>
-  <w:comment w:id="195" w:author="Raphael Malyankar" w:date="2026-08-31T16:34:00Z" w:initials="rmm">
+  <w:comment w:id="191" w:author="Raphael Malyankar" w:date="2026-08-31T16:34:00Z" w:initials="rmm">
     <w:p>
       <w:pPr>
         <w:pStyle w:val="CommentText"/>
@@ -15396,7 +15517,7 @@
       </w:rPr>
       <w:ptab w:relativeTo="margin" w:alignment="center" w:leader="none"/>
     </w:r>
-    <w:ins w:id="130" w:author="Raphael Malyankar" w:date="2026-10-18T03:49:00Z" w16du:dateUtc="2026-10-18T10:49:00Z">
+    <w:ins w:id="126" w:author="Raphael Malyankar" w:date="2026-10-18T03:49:00Z" w16du:dateUtc="2026-10-18T10:49:00Z">
       <w:r>
         <w:rPr>
           <w:rFonts w:ascii="Arial" w:hAnsi="Arial" w:cs="Arial"/>
@@ -15405,7 +15526,7 @@
         <w:t>October</w:t>
       </w:r>
     </w:ins>
-    <w:del w:id="131" w:author="Raphael Malyankar" w:date="2026-10-18T03:49:00Z" w16du:dateUtc="2026-10-18T10:49:00Z">
+    <w:del w:id="127" w:author="Raphael Malyankar" w:date="2026-10-18T03:49:00Z" w16du:dateUtc="2026-10-18T10:49:00Z">
       <w:r>
         <w:rPr>
           <w:rFonts w:ascii="Arial" w:hAnsi="Arial" w:cs="Arial"/>
@@ -15511,7 +15632,7 @@
       </w:rPr>
       <w:ptab w:relativeTo="margin" w:alignment="center" w:leader="none"/>
     </w:r>
-    <w:ins w:id="132" w:author="Raphael Malyankar" w:date="2026-10-18T03:49:00Z" w16du:dateUtc="2026-10-18T10:49:00Z">
+    <w:ins w:id="128" w:author="Raphael Malyankar" w:date="2026-10-18T03:49:00Z" w16du:dateUtc="2026-10-18T10:49:00Z">
       <w:r>
         <w:rPr>
           <w:rFonts w:ascii="Arial" w:hAnsi="Arial" w:cs="Arial"/>
@@ -15520,7 +15641,7 @@
         <w:t>October</w:t>
       </w:r>
     </w:ins>
-    <w:del w:id="133" w:author="Raphael Malyankar" w:date="2026-10-18T03:49:00Z" w16du:dateUtc="2026-10-18T10:49:00Z">
+    <w:del w:id="129" w:author="Raphael Malyankar" w:date="2026-10-18T03:49:00Z" w16du:dateUtc="2026-10-18T10:49:00Z">
       <w:r>
         <w:rPr>
           <w:rFonts w:ascii="Arial" w:hAnsi="Arial" w:cs="Arial"/>
@@ -15624,7 +15745,7 @@
       </w:rPr>
       <w:tab/>
     </w:r>
-    <w:ins w:id="295" w:author="Raphael Malyankar" w:date="2026-10-18T03:49:00Z" w16du:dateUtc="2026-10-18T10:49:00Z">
+    <w:ins w:id="297" w:author="Raphael Malyankar" w:date="2026-10-18T03:49:00Z" w16du:dateUtc="2026-10-18T10:49:00Z">
       <w:r>
         <w:rPr>
           <w:rFonts w:cs="Arial"/>
@@ -15633,7 +15754,7 @@
         <w:t>October</w:t>
       </w:r>
     </w:ins>
-    <w:del w:id="296" w:author="Raphael Malyankar" w:date="2026-10-18T03:49:00Z" w16du:dateUtc="2026-10-18T10:49:00Z">
+    <w:del w:id="298" w:author="Raphael Malyankar" w:date="2026-10-18T03:49:00Z" w16du:dateUtc="2026-10-18T10:49:00Z">
       <w:r>
         <w:rPr>
           <w:rFonts w:cs="Arial"/>
@@ -15738,7 +15859,7 @@
       </w:rPr>
       <w:tab/>
     </w:r>
-    <w:ins w:id="297" w:author="Raphael Malyankar" w:date="2026-10-18T03:49:00Z" w16du:dateUtc="2026-10-18T10:49:00Z">
+    <w:ins w:id="299" w:author="Raphael Malyankar" w:date="2026-10-18T03:49:00Z" w16du:dateUtc="2026-10-18T10:49:00Z">
       <w:r>
         <w:rPr>
           <w:rFonts w:cs="Arial"/>
@@ -15747,7 +15868,7 @@
         <w:t>Oc</w:t>
       </w:r>
     </w:ins>
-    <w:ins w:id="298" w:author="Raphael Malyankar" w:date="2026-10-18T03:50:00Z" w16du:dateUtc="2026-10-18T10:50:00Z">
+    <w:ins w:id="300" w:author="Raphael Malyankar" w:date="2026-10-18T03:50:00Z" w16du:dateUtc="2026-10-18T10:50:00Z">
       <w:r>
         <w:rPr>
           <w:rFonts w:cs="Arial"/>
@@ -15756,7 +15877,7 @@
         <w:t>tober</w:t>
       </w:r>
     </w:ins>
-    <w:del w:id="299" w:author="Raphael Malyankar" w:date="2026-10-18T03:49:00Z" w16du:dateUtc="2026-10-18T10:49:00Z">
+    <w:del w:id="301" w:author="Raphael Malyankar" w:date="2026-10-18T03:49:00Z" w16du:dateUtc="2026-10-18T10:49:00Z">
       <w:r>
         <w:rPr>
           <w:rFonts w:cs="Arial"/>
